--- a/handover/04-Handover-Checklist-and-Sign-off.docx
+++ b/handover/04-Handover-Checklist-and-Sign-off.docx
@@ -38,7 +38,7 @@
           <w:color w:val="6B6455"/>
           <w:sz w:val="20"/>
         </w:rPr>
-        <w:t>Version 2.1 · 13 October 2026 (living document -- updated each iteration) | Team TE38 · BitDance | FIT5120, Monash University</w:t>
+        <w:t>Version 2.2 · 15 October 2026 (living document -- updated each iteration) | Team TE38 · BitDance | FIT5120, Monash University</w:t>
       </w:r>
     </w:p>
     <w:p>
@@ -79,13 +79,16 @@
             <w:tcW w:type="dxa" w:w="3000"/>
             <w:shd w:val="clear" w:color="auto" w:fill="1F3D7A"/>
             <w:tcMar>
-              <w:top w:w="100" w:type="dxa"/>
-              <w:bottom w:w="100" w:type="dxa"/>
-              <w:start w:w="140" w:type="dxa"/>
-              <w:end w:w="140" w:type="dxa"/>
+              <w:top w:w="60" w:type="dxa"/>
+              <w:bottom w:w="60" w:type="dxa"/>
+              <w:start w:w="120" w:type="dxa"/>
+              <w:end w:w="120" w:type="dxa"/>
             </w:tcMar>
           </w:tcPr>
           <w:p>
+            <w:pPr>
+              <w:spacing w:after="0"/>
+            </w:pPr>
             <w:r>
               <w:rPr>
                 <w:b/>
@@ -102,13 +105,16 @@
             <w:tcW w:type="dxa" w:w="6972"/>
             <w:shd w:val="clear" w:color="auto" w:fill="1F3D7A"/>
             <w:tcMar>
-              <w:top w:w="100" w:type="dxa"/>
-              <w:bottom w:w="100" w:type="dxa"/>
-              <w:start w:w="140" w:type="dxa"/>
-              <w:end w:w="140" w:type="dxa"/>
+              <w:top w:w="60" w:type="dxa"/>
+              <w:bottom w:w="60" w:type="dxa"/>
+              <w:start w:w="120" w:type="dxa"/>
+              <w:end w:w="120" w:type="dxa"/>
             </w:tcMar>
           </w:tcPr>
           <w:p>
+            <w:pPr>
+              <w:spacing w:after="0"/>
+            </w:pPr>
             <w:r>
               <w:rPr>
                 <w:b/>
@@ -127,13 +133,16 @@
             <w:tcW w:type="dxa" w:w="3000"/>
             <w:shd w:val="clear" w:color="auto" w:fill="FFFFFF"/>
             <w:tcMar>
-              <w:top w:w="100" w:type="dxa"/>
-              <w:bottom w:w="100" w:type="dxa"/>
-              <w:start w:w="140" w:type="dxa"/>
-              <w:end w:w="140" w:type="dxa"/>
+              <w:top w:w="60" w:type="dxa"/>
+              <w:bottom w:w="60" w:type="dxa"/>
+              <w:start w:w="120" w:type="dxa"/>
+              <w:end w:w="120" w:type="dxa"/>
             </w:tcMar>
           </w:tcPr>
           <w:p>
+            <w:pPr>
+              <w:spacing w:after="0"/>
+            </w:pPr>
             <w:r>
               <w:rPr>
                 <w:color w:val="201E19"/>
@@ -149,13 +158,16 @@
             <w:tcW w:type="dxa" w:w="6972"/>
             <w:shd w:val="clear" w:color="auto" w:fill="FFFFFF"/>
             <w:tcMar>
-              <w:top w:w="100" w:type="dxa"/>
-              <w:bottom w:w="100" w:type="dxa"/>
-              <w:start w:w="140" w:type="dxa"/>
-              <w:end w:w="140" w:type="dxa"/>
+              <w:top w:w="60" w:type="dxa"/>
+              <w:bottom w:w="60" w:type="dxa"/>
+              <w:start w:w="120" w:type="dxa"/>
+              <w:end w:w="120" w:type="dxa"/>
             </w:tcMar>
           </w:tcPr>
           <w:p>
+            <w:pPr>
+              <w:spacing w:after="0"/>
+            </w:pPr>
             <w:r>
               <w:rPr>
                 <w:color w:val="201E19"/>
@@ -173,13 +185,16 @@
             <w:tcW w:type="dxa" w:w="3000"/>
             <w:shd w:val="clear" w:color="auto" w:fill="FFFFFF"/>
             <w:tcMar>
-              <w:top w:w="100" w:type="dxa"/>
-              <w:bottom w:w="100" w:type="dxa"/>
-              <w:start w:w="140" w:type="dxa"/>
-              <w:end w:w="140" w:type="dxa"/>
+              <w:top w:w="60" w:type="dxa"/>
+              <w:bottom w:w="60" w:type="dxa"/>
+              <w:start w:w="120" w:type="dxa"/>
+              <w:end w:w="120" w:type="dxa"/>
             </w:tcMar>
           </w:tcPr>
           <w:p>
+            <w:pPr>
+              <w:spacing w:after="0"/>
+            </w:pPr>
             <w:r>
               <w:rPr>
                 <w:color w:val="201E19"/>
@@ -195,13 +210,16 @@
             <w:tcW w:type="dxa" w:w="6972"/>
             <w:shd w:val="clear" w:color="auto" w:fill="FFFFFF"/>
             <w:tcMar>
-              <w:top w:w="100" w:type="dxa"/>
-              <w:bottom w:w="100" w:type="dxa"/>
-              <w:start w:w="140" w:type="dxa"/>
-              <w:end w:w="140" w:type="dxa"/>
+              <w:top w:w="60" w:type="dxa"/>
+              <w:bottom w:w="60" w:type="dxa"/>
+              <w:start w:w="120" w:type="dxa"/>
+              <w:end w:w="120" w:type="dxa"/>
             </w:tcMar>
           </w:tcPr>
           <w:p>
+            <w:pPr>
+              <w:spacing w:after="0"/>
+            </w:pPr>
             <w:r>
               <w:rPr>
                 <w:color w:val="201E19"/>
@@ -219,13 +237,16 @@
             <w:tcW w:type="dxa" w:w="3000"/>
             <w:shd w:val="clear" w:color="auto" w:fill="FFFFFF"/>
             <w:tcMar>
-              <w:top w:w="100" w:type="dxa"/>
-              <w:bottom w:w="100" w:type="dxa"/>
-              <w:start w:w="140" w:type="dxa"/>
-              <w:end w:w="140" w:type="dxa"/>
+              <w:top w:w="60" w:type="dxa"/>
+              <w:bottom w:w="60" w:type="dxa"/>
+              <w:start w:w="120" w:type="dxa"/>
+              <w:end w:w="120" w:type="dxa"/>
             </w:tcMar>
           </w:tcPr>
           <w:p>
+            <w:pPr>
+              <w:spacing w:after="0"/>
+            </w:pPr>
             <w:r>
               <w:rPr>
                 <w:color w:val="201E19"/>
@@ -241,13 +262,16 @@
             <w:tcW w:type="dxa" w:w="6972"/>
             <w:shd w:val="clear" w:color="auto" w:fill="FFFFFF"/>
             <w:tcMar>
-              <w:top w:w="100" w:type="dxa"/>
-              <w:bottom w:w="100" w:type="dxa"/>
-              <w:start w:w="140" w:type="dxa"/>
-              <w:end w:w="140" w:type="dxa"/>
+              <w:top w:w="60" w:type="dxa"/>
+              <w:bottom w:w="60" w:type="dxa"/>
+              <w:start w:w="120" w:type="dxa"/>
+              <w:end w:w="120" w:type="dxa"/>
             </w:tcMar>
           </w:tcPr>
           <w:p>
+            <w:pPr>
+              <w:spacing w:after="0"/>
+            </w:pPr>
             <w:r>
               <w:rPr>
                 <w:color w:val="201E19"/>
@@ -266,6 +290,7 @@
     </w:p>
     <w:p>
       <w:pPr>
+        <w:keepNext/>
         <w:spacing w:before="280" w:after="120"/>
       </w:pPr>
       <w:r>
@@ -287,7 +312,21 @@
           <w:color w:val="201E19"/>
           <w:sz w:val="21"/>
         </w:rPr>
-        <w:t>All folders below are complete in the Project Governance Portfolio (confirmed by the team, 13 October 2026).</w:t>
+        <w:t>Every item below is in the Project Governance Portfolio on Google Drive (confirmed by the team, 15 October 2026).</w:t>
+      </w:r>
+    </w:p>
+    <w:p>
+      <w:pPr>
+        <w:keepNext/>
+        <w:spacing w:before="160" w:after="80"/>
+      </w:pPr>
+      <w:r>
+        <w:rPr>
+          <w:b/>
+          <w:color w:val="201E19"/>
+          <w:sz w:val="23"/>
+        </w:rPr>
+        <w:t>Monash University Use</w:t>
       </w:r>
     </w:p>
     <w:tbl>
@@ -312,46 +351,52 @@
         <w:tc>
           <w:tcPr>
             <w:tcW w:type="dxa" w:w="4986"/>
-            <w:tcW w:type="dxa" w:w="3000"/>
+            <w:tcW w:type="dxa" w:w="4000"/>
             <w:shd w:val="clear" w:color="auto" w:fill="1F3D7A"/>
             <w:tcMar>
-              <w:top w:w="100" w:type="dxa"/>
-              <w:bottom w:w="100" w:type="dxa"/>
-              <w:start w:w="140" w:type="dxa"/>
-              <w:end w:w="140" w:type="dxa"/>
+              <w:top w:w="60" w:type="dxa"/>
+              <w:bottom w:w="60" w:type="dxa"/>
+              <w:start w:w="120" w:type="dxa"/>
+              <w:end w:w="120" w:type="dxa"/>
             </w:tcMar>
           </w:tcPr>
           <w:p>
+            <w:pPr>
+              <w:spacing w:after="0"/>
+            </w:pPr>
             <w:r>
               <w:rPr>
                 <w:b/>
                 <w:color w:val="FFFFFF"/>
                 <w:sz w:val="19"/>
               </w:rPr>
-              <w:t>Folder / item</w:t>
+              <w:t>Item</w:t>
             </w:r>
           </w:p>
         </w:tc>
         <w:tc>
           <w:tcPr>
             <w:tcW w:type="dxa" w:w="4986"/>
-            <w:tcW w:type="dxa" w:w="6972"/>
+            <w:tcW w:type="dxa" w:w="5972"/>
             <w:shd w:val="clear" w:color="auto" w:fill="1F3D7A"/>
             <w:tcMar>
-              <w:top w:w="100" w:type="dxa"/>
-              <w:bottom w:w="100" w:type="dxa"/>
-              <w:start w:w="140" w:type="dxa"/>
-              <w:end w:w="140" w:type="dxa"/>
+              <w:top w:w="60" w:type="dxa"/>
+              <w:bottom w:w="60" w:type="dxa"/>
+              <w:start w:w="120" w:type="dxa"/>
+              <w:end w:w="120" w:type="dxa"/>
             </w:tcMar>
           </w:tcPr>
           <w:p>
+            <w:pPr>
+              <w:spacing w:after="0"/>
+            </w:pPr>
             <w:r>
               <w:rPr>
                 <w:b/>
                 <w:color w:val="FFFFFF"/>
                 <w:sz w:val="19"/>
               </w:rPr>
-              <w:t>Contents</w:t>
+              <w:t>Status / location</w:t>
             </w:r>
           </w:p>
         </w:tc>
@@ -360,16 +405,19 @@
         <w:tc>
           <w:tcPr>
             <w:tcW w:type="dxa" w:w="4986"/>
-            <w:tcW w:type="dxa" w:w="3000"/>
+            <w:tcW w:type="dxa" w:w="4000"/>
             <w:shd w:val="clear" w:color="auto" w:fill="FFFFFF"/>
             <w:tcMar>
-              <w:top w:w="100" w:type="dxa"/>
-              <w:bottom w:w="100" w:type="dxa"/>
-              <w:start w:w="140" w:type="dxa"/>
-              <w:end w:w="140" w:type="dxa"/>
+              <w:top w:w="60" w:type="dxa"/>
+              <w:bottom w:w="60" w:type="dxa"/>
+              <w:start w:w="120" w:type="dxa"/>
+              <w:end w:w="120" w:type="dxa"/>
             </w:tcMar>
           </w:tcPr>
           <w:p>
+            <w:pPr>
+              <w:spacing w:after="0"/>
+            </w:pPr>
             <w:r>
               <w:rPr>
                 <w:color w:val="201E19"/>
@@ -382,22 +430,25 @@
         <w:tc>
           <w:tcPr>
             <w:tcW w:type="dxa" w:w="4986"/>
-            <w:tcW w:type="dxa" w:w="6972"/>
+            <w:tcW w:type="dxa" w:w="5972"/>
             <w:shd w:val="clear" w:color="auto" w:fill="FFFFFF"/>
             <w:tcMar>
-              <w:top w:w="100" w:type="dxa"/>
-              <w:bottom w:w="100" w:type="dxa"/>
-              <w:start w:w="140" w:type="dxa"/>
-              <w:end w:w="140" w:type="dxa"/>
+              <w:top w:w="60" w:type="dxa"/>
+              <w:bottom w:w="60" w:type="dxa"/>
+              <w:start w:w="120" w:type="dxa"/>
+              <w:end w:w="120" w:type="dxa"/>
             </w:tcMar>
           </w:tcPr>
           <w:p>
+            <w:pPr>
+              <w:spacing w:after="0"/>
+            </w:pPr>
             <w:r>
               <w:rPr>
                 <w:color w:val="201E19"/>
                 <w:sz w:val="19"/>
               </w:rPr>
-              <w:t>Inclusive_Auslan_Learning_Assistant_Proposal.pptx</w:t>
+              <w:t>✓ In the Portfolio (Inclusive_Auslan_Learning_Assistant_Proposal.pptx)</w:t>
             </w:r>
           </w:p>
         </w:tc>
@@ -406,16 +457,71 @@
         <w:tc>
           <w:tcPr>
             <w:tcW w:type="dxa" w:w="4986"/>
-            <w:tcW w:type="dxa" w:w="3000"/>
+            <w:tcW w:type="dxa" w:w="4000"/>
             <w:shd w:val="clear" w:color="auto" w:fill="FFFFFF"/>
             <w:tcMar>
-              <w:top w:w="100" w:type="dxa"/>
-              <w:bottom w:w="100" w:type="dxa"/>
-              <w:start w:w="140" w:type="dxa"/>
-              <w:end w:w="140" w:type="dxa"/>
+              <w:top w:w="60" w:type="dxa"/>
+              <w:bottom w:w="60" w:type="dxa"/>
+              <w:start w:w="120" w:type="dxa"/>
+              <w:end w:w="120" w:type="dxa"/>
             </w:tcMar>
           </w:tcPr>
           <w:p>
+            <w:pPr>
+              <w:spacing w:after="0"/>
+            </w:pPr>
+            <w:r>
+              <w:rPr>
+                <w:color w:val="201E19"/>
+                <w:sz w:val="19"/>
+              </w:rPr>
+              <w:t>Lotus Blossom</w:t>
+            </w:r>
+          </w:p>
+        </w:tc>
+        <w:tc>
+          <w:tcPr>
+            <w:tcW w:type="dxa" w:w="4986"/>
+            <w:tcW w:type="dxa" w:w="5972"/>
+            <w:shd w:val="clear" w:color="auto" w:fill="FFFFFF"/>
+            <w:tcMar>
+              <w:top w:w="60" w:type="dxa"/>
+              <w:bottom w:w="60" w:type="dxa"/>
+              <w:start w:w="120" w:type="dxa"/>
+              <w:end w:w="120" w:type="dxa"/>
+            </w:tcMar>
+          </w:tcPr>
+          <w:p>
+            <w:pPr>
+              <w:spacing w:after="0"/>
+            </w:pPr>
+            <w:r>
+              <w:rPr>
+                <w:color w:val="201E19"/>
+                <w:sz w:val="19"/>
+              </w:rPr>
+              <w:t>✓ In the Portfolio</w:t>
+            </w:r>
+          </w:p>
+        </w:tc>
+      </w:tr>
+      <w:tr>
+        <w:tc>
+          <w:tcPr>
+            <w:tcW w:type="dxa" w:w="4986"/>
+            <w:tcW w:type="dxa" w:w="4000"/>
+            <w:shd w:val="clear" w:color="auto" w:fill="FFFFFF"/>
+            <w:tcMar>
+              <w:top w:w="60" w:type="dxa"/>
+              <w:bottom w:w="60" w:type="dxa"/>
+              <w:start w:w="120" w:type="dxa"/>
+              <w:end w:w="120" w:type="dxa"/>
+            </w:tcMar>
+          </w:tcPr>
+          <w:p>
+            <w:pPr>
+              <w:spacing w:after="0"/>
+            </w:pPr>
             <w:r>
               <w:rPr>
                 <w:color w:val="201E19"/>
@@ -428,22 +534,25 @@
         <w:tc>
           <w:tcPr>
             <w:tcW w:type="dxa" w:w="4986"/>
-            <w:tcW w:type="dxa" w:w="6972"/>
+            <w:tcW w:type="dxa" w:w="5972"/>
             <w:shd w:val="clear" w:color="auto" w:fill="FFFFFF"/>
             <w:tcMar>
-              <w:top w:w="100" w:type="dxa"/>
-              <w:bottom w:w="100" w:type="dxa"/>
-              <w:start w:w="140" w:type="dxa"/>
-              <w:end w:w="140" w:type="dxa"/>
+              <w:top w:w="60" w:type="dxa"/>
+              <w:bottom w:w="60" w:type="dxa"/>
+              <w:start w:w="120" w:type="dxa"/>
+              <w:end w:w="120" w:type="dxa"/>
             </w:tcMar>
           </w:tcPr>
           <w:p>
+            <w:pPr>
+              <w:spacing w:after="0"/>
+            </w:pPr>
             <w:r>
               <w:rPr>
                 <w:color w:val="201E19"/>
                 <w:sz w:val="19"/>
               </w:rPr>
-              <w:t>In the Portfolio</w:t>
+              <w:t>✓ In the Portfolio</w:t>
             </w:r>
           </w:p>
         </w:tc>
@@ -452,16 +561,123 @@
         <w:tc>
           <w:tcPr>
             <w:tcW w:type="dxa" w:w="4986"/>
-            <w:tcW w:type="dxa" w:w="3000"/>
+            <w:tcW w:type="dxa" w:w="4000"/>
             <w:shd w:val="clear" w:color="auto" w:fill="FFFFFF"/>
             <w:tcMar>
-              <w:top w:w="100" w:type="dxa"/>
-              <w:bottom w:w="100" w:type="dxa"/>
-              <w:start w:w="140" w:type="dxa"/>
-              <w:end w:w="140" w:type="dxa"/>
+              <w:top w:w="60" w:type="dxa"/>
+              <w:bottom w:w="60" w:type="dxa"/>
+              <w:start w:w="120" w:type="dxa"/>
+              <w:end w:w="120" w:type="dxa"/>
             </w:tcMar>
           </w:tcPr>
           <w:p>
+            <w:pPr>
+              <w:spacing w:after="0"/>
+            </w:pPr>
+            <w:r>
+              <w:rPr>
+                <w:color w:val="201E19"/>
+                <w:sz w:val="19"/>
+              </w:rPr>
+              <w:t>Customer Journey Map</w:t>
+            </w:r>
+          </w:p>
+        </w:tc>
+        <w:tc>
+          <w:tcPr>
+            <w:tcW w:type="dxa" w:w="4986"/>
+            <w:tcW w:type="dxa" w:w="5972"/>
+            <w:shd w:val="clear" w:color="auto" w:fill="FFFFFF"/>
+            <w:tcMar>
+              <w:top w:w="60" w:type="dxa"/>
+              <w:bottom w:w="60" w:type="dxa"/>
+              <w:start w:w="120" w:type="dxa"/>
+              <w:end w:w="120" w:type="dxa"/>
+            </w:tcMar>
+          </w:tcPr>
+          <w:p>
+            <w:pPr>
+              <w:spacing w:after="0"/>
+            </w:pPr>
+            <w:r>
+              <w:rPr>
+                <w:color w:val="201E19"/>
+                <w:sz w:val="19"/>
+              </w:rPr>
+              <w:t>✓ In the Portfolio</w:t>
+            </w:r>
+          </w:p>
+        </w:tc>
+      </w:tr>
+      <w:tr>
+        <w:tc>
+          <w:tcPr>
+            <w:tcW w:type="dxa" w:w="4986"/>
+            <w:tcW w:type="dxa" w:w="4000"/>
+            <w:shd w:val="clear" w:color="auto" w:fill="FFFFFF"/>
+            <w:tcMar>
+              <w:top w:w="60" w:type="dxa"/>
+              <w:bottom w:w="60" w:type="dxa"/>
+              <w:start w:w="120" w:type="dxa"/>
+              <w:end w:w="120" w:type="dxa"/>
+            </w:tcMar>
+          </w:tcPr>
+          <w:p>
+            <w:pPr>
+              <w:spacing w:after="0"/>
+            </w:pPr>
+            <w:r>
+              <w:rPr>
+                <w:color w:val="201E19"/>
+                <w:sz w:val="19"/>
+              </w:rPr>
+              <w:t>Empathy Map</w:t>
+            </w:r>
+          </w:p>
+        </w:tc>
+        <w:tc>
+          <w:tcPr>
+            <w:tcW w:type="dxa" w:w="4986"/>
+            <w:tcW w:type="dxa" w:w="5972"/>
+            <w:shd w:val="clear" w:color="auto" w:fill="FFFFFF"/>
+            <w:tcMar>
+              <w:top w:w="60" w:type="dxa"/>
+              <w:bottom w:w="60" w:type="dxa"/>
+              <w:start w:w="120" w:type="dxa"/>
+              <w:end w:w="120" w:type="dxa"/>
+            </w:tcMar>
+          </w:tcPr>
+          <w:p>
+            <w:pPr>
+              <w:spacing w:after="0"/>
+            </w:pPr>
+            <w:r>
+              <w:rPr>
+                <w:color w:val="201E19"/>
+                <w:sz w:val="19"/>
+              </w:rPr>
+              <w:t>✓ In the Portfolio</w:t>
+            </w:r>
+          </w:p>
+        </w:tc>
+      </w:tr>
+      <w:tr>
+        <w:tc>
+          <w:tcPr>
+            <w:tcW w:type="dxa" w:w="4986"/>
+            <w:tcW w:type="dxa" w:w="4000"/>
+            <w:shd w:val="clear" w:color="auto" w:fill="FFFFFF"/>
+            <w:tcMar>
+              <w:top w:w="60" w:type="dxa"/>
+              <w:bottom w:w="60" w:type="dxa"/>
+              <w:start w:w="120" w:type="dxa"/>
+              <w:end w:w="120" w:type="dxa"/>
+            </w:tcMar>
+          </w:tcPr>
+          <w:p>
+            <w:pPr>
+              <w:spacing w:after="0"/>
+            </w:pPr>
             <w:r>
               <w:rPr>
                 <w:color w:val="201E19"/>
@@ -474,22 +690,25 @@
         <w:tc>
           <w:tcPr>
             <w:tcW w:type="dxa" w:w="4986"/>
-            <w:tcW w:type="dxa" w:w="6972"/>
+            <w:tcW w:type="dxa" w:w="5972"/>
             <w:shd w:val="clear" w:color="auto" w:fill="FFFFFF"/>
             <w:tcMar>
-              <w:top w:w="100" w:type="dxa"/>
-              <w:bottom w:w="100" w:type="dxa"/>
-              <w:start w:w="140" w:type="dxa"/>
-              <w:end w:w="140" w:type="dxa"/>
+              <w:top w:w="60" w:type="dxa"/>
+              <w:bottom w:w="60" w:type="dxa"/>
+              <w:start w:w="120" w:type="dxa"/>
+              <w:end w:w="120" w:type="dxa"/>
             </w:tcMar>
           </w:tcPr>
           <w:p>
+            <w:pPr>
+              <w:spacing w:after="0"/>
+            </w:pPr>
             <w:r>
               <w:rPr>
                 <w:color w:val="201E19"/>
                 <w:sz w:val="19"/>
               </w:rPr>
-              <w:t>Primary persona “Sarah Thompson” (see Product Document, Section 1)</w:t>
+              <w:t>✓ In the Portfolio (primary persona “Sarah Thompson”, Product Document Section 1)</w:t>
             </w:r>
           </w:p>
         </w:tc>
@@ -498,16 +717,123 @@
         <w:tc>
           <w:tcPr>
             <w:tcW w:type="dxa" w:w="4986"/>
-            <w:tcW w:type="dxa" w:w="3000"/>
+            <w:tcW w:type="dxa" w:w="4000"/>
             <w:shd w:val="clear" w:color="auto" w:fill="FFFFFF"/>
             <w:tcMar>
-              <w:top w:w="100" w:type="dxa"/>
-              <w:bottom w:w="100" w:type="dxa"/>
-              <w:start w:w="140" w:type="dxa"/>
-              <w:end w:w="140" w:type="dxa"/>
+              <w:top w:w="60" w:type="dxa"/>
+              <w:bottom w:w="60" w:type="dxa"/>
+              <w:start w:w="120" w:type="dxa"/>
+              <w:end w:w="120" w:type="dxa"/>
             </w:tcMar>
           </w:tcPr>
           <w:p>
+            <w:pPr>
+              <w:spacing w:after="0"/>
+            </w:pPr>
+            <w:r>
+              <w:rPr>
+                <w:color w:val="201E19"/>
+                <w:sz w:val="19"/>
+              </w:rPr>
+              <w:t>Prototype</w:t>
+            </w:r>
+          </w:p>
+        </w:tc>
+        <w:tc>
+          <w:tcPr>
+            <w:tcW w:type="dxa" w:w="4986"/>
+            <w:tcW w:type="dxa" w:w="5972"/>
+            <w:shd w:val="clear" w:color="auto" w:fill="FFFFFF"/>
+            <w:tcMar>
+              <w:top w:w="60" w:type="dxa"/>
+              <w:bottom w:w="60" w:type="dxa"/>
+              <w:start w:w="120" w:type="dxa"/>
+              <w:end w:w="120" w:type="dxa"/>
+            </w:tcMar>
+          </w:tcPr>
+          <w:p>
+            <w:pPr>
+              <w:spacing w:after="0"/>
+            </w:pPr>
+            <w:r>
+              <w:rPr>
+                <w:color w:val="201E19"/>
+                <w:sz w:val="19"/>
+              </w:rPr>
+              <w:t>✓ In the Portfolio</w:t>
+            </w:r>
+          </w:p>
+        </w:tc>
+      </w:tr>
+      <w:tr>
+        <w:tc>
+          <w:tcPr>
+            <w:tcW w:type="dxa" w:w="4986"/>
+            <w:tcW w:type="dxa" w:w="4000"/>
+            <w:shd w:val="clear" w:color="auto" w:fill="FFFFFF"/>
+            <w:tcMar>
+              <w:top w:w="60" w:type="dxa"/>
+              <w:bottom w:w="60" w:type="dxa"/>
+              <w:start w:w="120" w:type="dxa"/>
+              <w:end w:w="120" w:type="dxa"/>
+            </w:tcMar>
+          </w:tcPr>
+          <w:p>
+            <w:pPr>
+              <w:spacing w:after="0"/>
+            </w:pPr>
+            <w:r>
+              <w:rPr>
+                <w:color w:val="201E19"/>
+                <w:sz w:val="19"/>
+              </w:rPr>
+              <w:t>Sitemap</w:t>
+            </w:r>
+          </w:p>
+        </w:tc>
+        <w:tc>
+          <w:tcPr>
+            <w:tcW w:type="dxa" w:w="4986"/>
+            <w:tcW w:type="dxa" w:w="5972"/>
+            <w:shd w:val="clear" w:color="auto" w:fill="FFFFFF"/>
+            <w:tcMar>
+              <w:top w:w="60" w:type="dxa"/>
+              <w:bottom w:w="60" w:type="dxa"/>
+              <w:start w:w="120" w:type="dxa"/>
+              <w:end w:w="120" w:type="dxa"/>
+            </w:tcMar>
+          </w:tcPr>
+          <w:p>
+            <w:pPr>
+              <w:spacing w:after="0"/>
+            </w:pPr>
+            <w:r>
+              <w:rPr>
+                <w:color w:val="201E19"/>
+                <w:sz w:val="19"/>
+              </w:rPr>
+              <w:t>✓ In the Portfolio</w:t>
+            </w:r>
+          </w:p>
+        </w:tc>
+      </w:tr>
+      <w:tr>
+        <w:tc>
+          <w:tcPr>
+            <w:tcW w:type="dxa" w:w="4986"/>
+            <w:tcW w:type="dxa" w:w="4000"/>
+            <w:shd w:val="clear" w:color="auto" w:fill="FFFFFF"/>
+            <w:tcMar>
+              <w:top w:w="60" w:type="dxa"/>
+              <w:bottom w:w="60" w:type="dxa"/>
+              <w:start w:w="120" w:type="dxa"/>
+              <w:end w:w="120" w:type="dxa"/>
+            </w:tcMar>
+          </w:tcPr>
+          <w:p>
+            <w:pPr>
+              <w:spacing w:after="0"/>
+            </w:pPr>
             <w:r>
               <w:rPr>
                 <w:color w:val="201E19"/>
@@ -520,22 +846,25 @@
         <w:tc>
           <w:tcPr>
             <w:tcW w:type="dxa" w:w="4986"/>
-            <w:tcW w:type="dxa" w:w="6972"/>
+            <w:tcW w:type="dxa" w:w="5972"/>
             <w:shd w:val="clear" w:color="auto" w:fill="FFFFFF"/>
             <w:tcMar>
-              <w:top w:w="100" w:type="dxa"/>
-              <w:bottom w:w="100" w:type="dxa"/>
-              <w:start w:w="140" w:type="dxa"/>
-              <w:end w:w="140" w:type="dxa"/>
+              <w:top w:w="60" w:type="dxa"/>
+              <w:bottom w:w="60" w:type="dxa"/>
+              <w:start w:w="120" w:type="dxa"/>
+              <w:end w:w="120" w:type="dxa"/>
             </w:tcMar>
           </w:tcPr>
           <w:p>
+            <w:pPr>
+              <w:spacing w:after="0"/>
+            </w:pPr>
             <w:r>
               <w:rPr>
                 <w:color w:val="201E19"/>
                 <w:sz w:val="19"/>
               </w:rPr>
-              <w:t>In the Portfolio</w:t>
+              <w:t>✓ In the Portfolio (mapped to the ACS Code of Conduct in the Product Document, Section 4)</w:t>
             </w:r>
           </w:p>
         </w:tc>
@@ -544,16 +873,19 @@
         <w:tc>
           <w:tcPr>
             <w:tcW w:type="dxa" w:w="4986"/>
-            <w:tcW w:type="dxa" w:w="3000"/>
+            <w:tcW w:type="dxa" w:w="4000"/>
             <w:shd w:val="clear" w:color="auto" w:fill="FFFFFF"/>
             <w:tcMar>
-              <w:top w:w="100" w:type="dxa"/>
-              <w:bottom w:w="100" w:type="dxa"/>
-              <w:start w:w="140" w:type="dxa"/>
-              <w:end w:w="140" w:type="dxa"/>
+              <w:top w:w="60" w:type="dxa"/>
+              <w:bottom w:w="60" w:type="dxa"/>
+              <w:start w:w="120" w:type="dxa"/>
+              <w:end w:w="120" w:type="dxa"/>
             </w:tcMar>
           </w:tcPr>
           <w:p>
+            <w:pPr>
+              <w:spacing w:after="0"/>
+            </w:pPr>
             <w:r>
               <w:rPr>
                 <w:color w:val="201E19"/>
@@ -566,22 +898,25 @@
         <w:tc>
           <w:tcPr>
             <w:tcW w:type="dxa" w:w="4986"/>
-            <w:tcW w:type="dxa" w:w="6972"/>
+            <w:tcW w:type="dxa" w:w="5972"/>
             <w:shd w:val="clear" w:color="auto" w:fill="FFFFFF"/>
             <w:tcMar>
-              <w:top w:w="100" w:type="dxa"/>
-              <w:bottom w:w="100" w:type="dxa"/>
-              <w:start w:w="140" w:type="dxa"/>
-              <w:end w:w="140" w:type="dxa"/>
+              <w:top w:w="60" w:type="dxa"/>
+              <w:bottom w:w="60" w:type="dxa"/>
+              <w:start w:w="120" w:type="dxa"/>
+              <w:end w:w="120" w:type="dxa"/>
             </w:tcMar>
           </w:tcPr>
           <w:p>
+            <w:pPr>
+              <w:spacing w:after="0"/>
+            </w:pPr>
             <w:r>
               <w:rPr>
                 <w:color w:val="201E19"/>
                 <w:sz w:val="19"/>
               </w:rPr>
-              <w:t>website/docs/system-architecture.docx</w:t>
+              <w:t>✓ In the Portfolio (the architecture diagram is also in the Support and Maintenance Documents)</w:t>
             </w:r>
           </w:p>
         </w:tc>
@@ -590,274 +925,50 @@
         <w:tc>
           <w:tcPr>
             <w:tcW w:type="dxa" w:w="4986"/>
-            <w:tcW w:type="dxa" w:w="3000"/>
+            <w:tcW w:type="dxa" w:w="4000"/>
             <w:shd w:val="clear" w:color="auto" w:fill="FFFFFF"/>
             <w:tcMar>
-              <w:top w:w="100" w:type="dxa"/>
-              <w:bottom w:w="100" w:type="dxa"/>
-              <w:start w:w="140" w:type="dxa"/>
-              <w:end w:w="140" w:type="dxa"/>
+              <w:top w:w="60" w:type="dxa"/>
+              <w:bottom w:w="60" w:type="dxa"/>
+              <w:start w:w="120" w:type="dxa"/>
+              <w:end w:w="120" w:type="dxa"/>
             </w:tcMar>
           </w:tcPr>
           <w:p>
+            <w:pPr>
+              <w:spacing w:after="0"/>
+            </w:pPr>
             <w:r>
               <w:rPr>
                 <w:color w:val="201E19"/>
                 <w:sz w:val="19"/>
               </w:rPr>
-              <w:t>Iterations folder (1-3)</w:t>
+              <w:t>Other project supporting documents</w:t>
             </w:r>
           </w:p>
         </w:tc>
         <w:tc>
           <w:tcPr>
             <w:tcW w:type="dxa" w:w="4986"/>
-            <w:tcW w:type="dxa" w:w="6972"/>
+            <w:tcW w:type="dxa" w:w="5972"/>
             <w:shd w:val="clear" w:color="auto" w:fill="FFFFFF"/>
             <w:tcMar>
-              <w:top w:w="100" w:type="dxa"/>
-              <w:bottom w:w="100" w:type="dxa"/>
-              <w:start w:w="140" w:type="dxa"/>
-              <w:end w:w="140" w:type="dxa"/>
+              <w:top w:w="60" w:type="dxa"/>
+              <w:bottom w:w="60" w:type="dxa"/>
+              <w:start w:w="120" w:type="dxa"/>
+              <w:end w:w="120" w:type="dxa"/>
             </w:tcMar>
           </w:tcPr>
           <w:p>
+            <w:pPr>
+              <w:spacing w:after="0"/>
+            </w:pPr>
             <w:r>
               <w:rPr>
                 <w:color w:val="201E19"/>
                 <w:sz w:val="19"/>
               </w:rPr>
-              <w:t>Presentation, Iteration Analysis &amp; Design Report, Data Management Plan, Agenda/Minutes/Reflection, Usability Video, Retrospectives, per iteration</w:t>
-            </w:r>
-          </w:p>
-        </w:tc>
-      </w:tr>
-      <w:tr>
-        <w:tc>
-          <w:tcPr>
-            <w:tcW w:type="dxa" w:w="4986"/>
-            <w:tcW w:type="dxa" w:w="3000"/>
-            <w:shd w:val="clear" w:color="auto" w:fill="FFFFFF"/>
-            <w:tcMar>
-              <w:top w:w="100" w:type="dxa"/>
-              <w:bottom w:w="100" w:type="dxa"/>
-              <w:start w:w="140" w:type="dxa"/>
-              <w:end w:w="140" w:type="dxa"/>
-            </w:tcMar>
-          </w:tcPr>
-          <w:p>
-            <w:r>
-              <w:rPr>
-                <w:color w:val="201E19"/>
-                <w:sz w:val="19"/>
-              </w:rPr>
-              <w:t>Code and Database folder</w:t>
-            </w:r>
-          </w:p>
-        </w:tc>
-        <w:tc>
-          <w:tcPr>
-            <w:tcW w:type="dxa" w:w="4986"/>
-            <w:tcW w:type="dxa" w:w="6972"/>
-            <w:shd w:val="clear" w:color="auto" w:fill="FFFFFF"/>
-            <w:tcMar>
-              <w:top w:w="100" w:type="dxa"/>
-              <w:bottom w:w="100" w:type="dxa"/>
-              <w:start w:w="140" w:type="dxa"/>
-              <w:end w:w="140" w:type="dxa"/>
-            </w:tcMar>
-          </w:tcPr>
-          <w:p>
-            <w:r>
-              <w:rPr>
-                <w:color w:val="201E19"/>
-                <w:sz w:val="19"/>
-              </w:rPr>
-              <w:t>schema.sql, server/data/signs.json, server/data/sign_videos.json, avatar motion clips (sign_poses), recognition/models, HandMirror-avatar-build-scripts.zip, Final Data Management Plan</w:t>
-            </w:r>
-          </w:p>
-        </w:tc>
-      </w:tr>
-      <w:tr>
-        <w:tc>
-          <w:tcPr>
-            <w:tcW w:type="dxa" w:w="4986"/>
-            <w:tcW w:type="dxa" w:w="3000"/>
-            <w:shd w:val="clear" w:color="auto" w:fill="FFFFFF"/>
-            <w:tcMar>
-              <w:top w:w="100" w:type="dxa"/>
-              <w:bottom w:w="100" w:type="dxa"/>
-              <w:start w:w="140" w:type="dxa"/>
-              <w:end w:w="140" w:type="dxa"/>
-            </w:tcMar>
-          </w:tcPr>
-          <w:p>
-            <w:r>
-              <w:rPr>
-                <w:color w:val="201E19"/>
-                <w:sz w:val="19"/>
-              </w:rPr>
-              <w:t>Project Support folder</w:t>
-            </w:r>
-          </w:p>
-        </w:tc>
-        <w:tc>
-          <w:tcPr>
-            <w:tcW w:type="dxa" w:w="4986"/>
-            <w:tcW w:type="dxa" w:w="6972"/>
-            <w:shd w:val="clear" w:color="auto" w:fill="FFFFFF"/>
-            <w:tcMar>
-              <w:top w:w="100" w:type="dxa"/>
-              <w:bottom w:w="100" w:type="dxa"/>
-              <w:start w:w="140" w:type="dxa"/>
-              <w:end w:w="140" w:type="dxa"/>
-            </w:tcMar>
-          </w:tcPr>
-          <w:p>
-            <w:r>
-              <w:rPr>
-                <w:color w:val="201E19"/>
-                <w:sz w:val="19"/>
-              </w:rPr>
-              <w:t>Product video, stand-up notes, Expo content, team info doc</w:t>
-            </w:r>
-          </w:p>
-        </w:tc>
-      </w:tr>
-      <w:tr>
-        <w:tc>
-          <w:tcPr>
-            <w:tcW w:type="dxa" w:w="4986"/>
-            <w:tcW w:type="dxa" w:w="3000"/>
-            <w:shd w:val="clear" w:color="auto" w:fill="FFFFFF"/>
-            <w:tcMar>
-              <w:top w:w="100" w:type="dxa"/>
-              <w:bottom w:w="100" w:type="dxa"/>
-              <w:start w:w="140" w:type="dxa"/>
-              <w:end w:w="140" w:type="dxa"/>
-            </w:tcMar>
-          </w:tcPr>
-          <w:p>
-            <w:r>
-              <w:rPr>
-                <w:color w:val="201E19"/>
-                <w:sz w:val="19"/>
-              </w:rPr>
-              <w:t>Security Folder</w:t>
-            </w:r>
-          </w:p>
-        </w:tc>
-        <w:tc>
-          <w:tcPr>
-            <w:tcW w:type="dxa" w:w="4986"/>
-            <w:tcW w:type="dxa" w:w="6972"/>
-            <w:shd w:val="clear" w:color="auto" w:fill="FFFFFF"/>
-            <w:tcMar>
-              <w:top w:w="100" w:type="dxa"/>
-              <w:bottom w:w="100" w:type="dxa"/>
-              <w:start w:w="140" w:type="dxa"/>
-              <w:end w:w="140" w:type="dxa"/>
-            </w:tcMar>
-          </w:tcPr>
-          <w:p>
-            <w:r>
-              <w:rPr>
-                <w:color w:val="201E19"/>
-                <w:sz w:val="19"/>
-              </w:rPr>
-              <w:t>Security Plan, Vulnerability Assessment Report</w:t>
-            </w:r>
-          </w:p>
-        </w:tc>
-      </w:tr>
-      <w:tr>
-        <w:tc>
-          <w:tcPr>
-            <w:tcW w:type="dxa" w:w="4986"/>
-            <w:tcW w:type="dxa" w:w="3000"/>
-            <w:shd w:val="clear" w:color="auto" w:fill="FFFFFF"/>
-            <w:tcMar>
-              <w:top w:w="100" w:type="dxa"/>
-              <w:bottom w:w="100" w:type="dxa"/>
-              <w:start w:w="140" w:type="dxa"/>
-              <w:end w:w="140" w:type="dxa"/>
-            </w:tcMar>
-          </w:tcPr>
-          <w:p>
-            <w:r>
-              <w:rPr>
-                <w:color w:val="201E19"/>
-                <w:sz w:val="19"/>
-              </w:rPr>
-              <w:t>Handover Documents</w:t>
-            </w:r>
-          </w:p>
-        </w:tc>
-        <w:tc>
-          <w:tcPr>
-            <w:tcW w:type="dxa" w:w="4986"/>
-            <w:tcW w:type="dxa" w:w="6972"/>
-            <w:shd w:val="clear" w:color="auto" w:fill="FFFFFF"/>
-            <w:tcMar>
-              <w:top w:w="100" w:type="dxa"/>
-              <w:bottom w:w="100" w:type="dxa"/>
-              <w:start w:w="140" w:type="dxa"/>
-              <w:end w:w="140" w:type="dxa"/>
-            </w:tcMar>
-          </w:tcPr>
-          <w:p>
-            <w:r>
-              <w:rPr>
-                <w:color w:val="201E19"/>
-                <w:sz w:val="19"/>
-              </w:rPr>
-              <w:t>01-Product-Document.docx, 02-Support-Document.docx, 03-Maintenance-Document.docx (this folder); previous versions in handover/archive/</w:t>
-            </w:r>
-          </w:p>
-        </w:tc>
-      </w:tr>
-      <w:tr>
-        <w:tc>
-          <w:tcPr>
-            <w:tcW w:type="dxa" w:w="4986"/>
-            <w:tcW w:type="dxa" w:w="3000"/>
-            <w:shd w:val="clear" w:color="auto" w:fill="FFFFFF"/>
-            <w:tcMar>
-              <w:top w:w="100" w:type="dxa"/>
-              <w:bottom w:w="100" w:type="dxa"/>
-              <w:start w:w="140" w:type="dxa"/>
-              <w:end w:w="140" w:type="dxa"/>
-            </w:tcMar>
-          </w:tcPr>
-          <w:p>
-            <w:r>
-              <w:rPr>
-                <w:color w:val="201E19"/>
-                <w:sz w:val="19"/>
-              </w:rPr>
-              <w:t>Code / backup</w:t>
-            </w:r>
-          </w:p>
-        </w:tc>
-        <w:tc>
-          <w:tcPr>
-            <w:tcW w:type="dxa" w:w="4986"/>
-            <w:tcW w:type="dxa" w:w="6972"/>
-            <w:shd w:val="clear" w:color="auto" w:fill="FFFFFF"/>
-            <w:tcMar>
-              <w:top w:w="100" w:type="dxa"/>
-              <w:bottom w:w="100" w:type="dxa"/>
-              <w:start w:w="140" w:type="dxa"/>
-              <w:end w:w="140" w:type="dxa"/>
-            </w:tcMar>
-          </w:tcPr>
-          <w:p>
-            <w:r>
-              <w:rPr>
-                <w:color w:val="201E19"/>
-                <w:sz w:val="19"/>
-              </w:rPr>
-              <w:t>GitHub repository: https://github.com/randlyoyo/FIT5120-TE38-SignLanguage</w:t>
+              <w:t>✓ In the Portfolio</w:t>
             </w:r>
           </w:p>
         </w:tc>
@@ -870,6 +981,2521 @@
     </w:p>
     <w:p>
       <w:pPr>
+        <w:keepNext/>
+        <w:spacing w:before="160" w:after="80"/>
+      </w:pPr>
+      <w:r>
+        <w:rPr>
+          <w:b/>
+          <w:color w:val="201E19"/>
+          <w:sz w:val="23"/>
+        </w:rPr>
+        <w:t>Iterations folder</w:t>
+      </w:r>
+    </w:p>
+    <w:tbl>
+      <w:tblPr>
+        <w:tblW w:type="auto" w:w="0"/>
+        <w:jc w:val="center"/>
+        <w:tblLook w:firstColumn="1" w:firstRow="1" w:lastColumn="0" w:lastRow="0" w:noHBand="0" w:noVBand="1" w:val="04A0"/>
+        <w:tblBorders>
+          <w:top w:val="single" w:sz="4" w:space="0" w:color="D9D3C4"/>
+          <w:left w:val="single" w:sz="4" w:space="0" w:color="D9D3C4"/>
+          <w:bottom w:val="single" w:sz="4" w:space="0" w:color="D9D3C4"/>
+          <w:right w:val="single" w:sz="4" w:space="0" w:color="D9D3C4"/>
+          <w:insideH w:val="single" w:sz="4" w:space="0" w:color="D9D3C4"/>
+          <w:insideV w:val="single" w:sz="4" w:space="0" w:color="D9D3C4"/>
+        </w:tblBorders>
+      </w:tblPr>
+      <w:tblGrid>
+        <w:gridCol w:w="4986"/>
+        <w:gridCol w:w="4986"/>
+      </w:tblGrid>
+      <w:tr>
+        <w:tc>
+          <w:tcPr>
+            <w:tcW w:type="dxa" w:w="4986"/>
+            <w:tcW w:type="dxa" w:w="6000"/>
+            <w:shd w:val="clear" w:color="auto" w:fill="1F3D7A"/>
+            <w:tcMar>
+              <w:top w:w="60" w:type="dxa"/>
+              <w:bottom w:w="60" w:type="dxa"/>
+              <w:start w:w="120" w:type="dxa"/>
+              <w:end w:w="120" w:type="dxa"/>
+            </w:tcMar>
+          </w:tcPr>
+          <w:p>
+            <w:pPr>
+              <w:spacing w:after="0"/>
+            </w:pPr>
+            <w:r>
+              <w:rPr>
+                <w:b/>
+                <w:color w:val="FFFFFF"/>
+                <w:sz w:val="19"/>
+              </w:rPr>
+              <w:t>Iteration 1</w:t>
+            </w:r>
+          </w:p>
+        </w:tc>
+        <w:tc>
+          <w:tcPr>
+            <w:tcW w:type="dxa" w:w="4986"/>
+            <w:tcW w:type="dxa" w:w="3972"/>
+            <w:shd w:val="clear" w:color="auto" w:fill="1F3D7A"/>
+            <w:tcMar>
+              <w:top w:w="60" w:type="dxa"/>
+              <w:bottom w:w="60" w:type="dxa"/>
+              <w:start w:w="120" w:type="dxa"/>
+              <w:end w:w="120" w:type="dxa"/>
+            </w:tcMar>
+          </w:tcPr>
+          <w:p>
+            <w:pPr>
+              <w:spacing w:after="0"/>
+            </w:pPr>
+            <w:r>
+              <w:rPr>
+                <w:b/>
+                <w:color w:val="FFFFFF"/>
+                <w:sz w:val="19"/>
+              </w:rPr>
+              <w:t>Status</w:t>
+            </w:r>
+          </w:p>
+        </w:tc>
+      </w:tr>
+      <w:tr>
+        <w:tc>
+          <w:tcPr>
+            <w:tcW w:type="dxa" w:w="4986"/>
+            <w:tcW w:type="dxa" w:w="6000"/>
+            <w:shd w:val="clear" w:color="auto" w:fill="FFFFFF"/>
+            <w:tcMar>
+              <w:top w:w="60" w:type="dxa"/>
+              <w:bottom w:w="60" w:type="dxa"/>
+              <w:start w:w="120" w:type="dxa"/>
+              <w:end w:w="120" w:type="dxa"/>
+            </w:tcMar>
+          </w:tcPr>
+          <w:p>
+            <w:pPr>
+              <w:spacing w:after="0"/>
+            </w:pPr>
+            <w:r>
+              <w:rPr>
+                <w:color w:val="201E19"/>
+                <w:sz w:val="19"/>
+              </w:rPr>
+              <w:t>Presentation</w:t>
+            </w:r>
+          </w:p>
+        </w:tc>
+        <w:tc>
+          <w:tcPr>
+            <w:tcW w:type="dxa" w:w="4986"/>
+            <w:tcW w:type="dxa" w:w="3972"/>
+            <w:shd w:val="clear" w:color="auto" w:fill="FFFFFF"/>
+            <w:tcMar>
+              <w:top w:w="60" w:type="dxa"/>
+              <w:bottom w:w="60" w:type="dxa"/>
+              <w:start w:w="120" w:type="dxa"/>
+              <w:end w:w="120" w:type="dxa"/>
+            </w:tcMar>
+          </w:tcPr>
+          <w:p>
+            <w:pPr>
+              <w:spacing w:after="0"/>
+            </w:pPr>
+            <w:r>
+              <w:rPr>
+                <w:color w:val="201E19"/>
+                <w:sz w:val="19"/>
+              </w:rPr>
+              <w:t>✓ In the Portfolio</w:t>
+            </w:r>
+          </w:p>
+        </w:tc>
+      </w:tr>
+      <w:tr>
+        <w:tc>
+          <w:tcPr>
+            <w:tcW w:type="dxa" w:w="4986"/>
+            <w:tcW w:type="dxa" w:w="6000"/>
+            <w:shd w:val="clear" w:color="auto" w:fill="FFFFFF"/>
+            <w:tcMar>
+              <w:top w:w="60" w:type="dxa"/>
+              <w:bottom w:w="60" w:type="dxa"/>
+              <w:start w:w="120" w:type="dxa"/>
+              <w:end w:w="120" w:type="dxa"/>
+            </w:tcMar>
+          </w:tcPr>
+          <w:p>
+            <w:pPr>
+              <w:spacing w:after="0"/>
+            </w:pPr>
+            <w:r>
+              <w:rPr>
+                <w:color w:val="201E19"/>
+                <w:sz w:val="19"/>
+              </w:rPr>
+              <w:t>Iteration Analysis &amp; Design Report</w:t>
+            </w:r>
+          </w:p>
+        </w:tc>
+        <w:tc>
+          <w:tcPr>
+            <w:tcW w:type="dxa" w:w="4986"/>
+            <w:tcW w:type="dxa" w:w="3972"/>
+            <w:shd w:val="clear" w:color="auto" w:fill="FFFFFF"/>
+            <w:tcMar>
+              <w:top w:w="60" w:type="dxa"/>
+              <w:bottom w:w="60" w:type="dxa"/>
+              <w:start w:w="120" w:type="dxa"/>
+              <w:end w:w="120" w:type="dxa"/>
+            </w:tcMar>
+          </w:tcPr>
+          <w:p>
+            <w:pPr>
+              <w:spacing w:after="0"/>
+            </w:pPr>
+            <w:r>
+              <w:rPr>
+                <w:color w:val="201E19"/>
+                <w:sz w:val="19"/>
+              </w:rPr>
+              <w:t>✓ In the Portfolio</w:t>
+            </w:r>
+          </w:p>
+        </w:tc>
+      </w:tr>
+      <w:tr>
+        <w:tc>
+          <w:tcPr>
+            <w:tcW w:type="dxa" w:w="4986"/>
+            <w:tcW w:type="dxa" w:w="6000"/>
+            <w:shd w:val="clear" w:color="auto" w:fill="FFFFFF"/>
+            <w:tcMar>
+              <w:top w:w="60" w:type="dxa"/>
+              <w:bottom w:w="60" w:type="dxa"/>
+              <w:start w:w="120" w:type="dxa"/>
+              <w:end w:w="120" w:type="dxa"/>
+            </w:tcMar>
+          </w:tcPr>
+          <w:p>
+            <w:pPr>
+              <w:spacing w:after="0"/>
+            </w:pPr>
+            <w:r>
+              <w:rPr>
+                <w:color w:val="201E19"/>
+                <w:sz w:val="19"/>
+              </w:rPr>
+              <w:t>Data Management Plan</w:t>
+            </w:r>
+          </w:p>
+        </w:tc>
+        <w:tc>
+          <w:tcPr>
+            <w:tcW w:type="dxa" w:w="4986"/>
+            <w:tcW w:type="dxa" w:w="3972"/>
+            <w:shd w:val="clear" w:color="auto" w:fill="FFFFFF"/>
+            <w:tcMar>
+              <w:top w:w="60" w:type="dxa"/>
+              <w:bottom w:w="60" w:type="dxa"/>
+              <w:start w:w="120" w:type="dxa"/>
+              <w:end w:w="120" w:type="dxa"/>
+            </w:tcMar>
+          </w:tcPr>
+          <w:p>
+            <w:pPr>
+              <w:spacing w:after="0"/>
+            </w:pPr>
+            <w:r>
+              <w:rPr>
+                <w:color w:val="201E19"/>
+                <w:sz w:val="19"/>
+              </w:rPr>
+              <w:t>✓ In the Portfolio</w:t>
+            </w:r>
+          </w:p>
+        </w:tc>
+      </w:tr>
+      <w:tr>
+        <w:tc>
+          <w:tcPr>
+            <w:tcW w:type="dxa" w:w="4986"/>
+            <w:tcW w:type="dxa" w:w="6000"/>
+            <w:shd w:val="clear" w:color="auto" w:fill="FFFFFF"/>
+            <w:tcMar>
+              <w:top w:w="60" w:type="dxa"/>
+              <w:bottom w:w="60" w:type="dxa"/>
+              <w:start w:w="120" w:type="dxa"/>
+              <w:end w:w="120" w:type="dxa"/>
+            </w:tcMar>
+          </w:tcPr>
+          <w:p>
+            <w:pPr>
+              <w:spacing w:after="0"/>
+            </w:pPr>
+            <w:r>
+              <w:rPr>
+                <w:color w:val="201E19"/>
+                <w:sz w:val="19"/>
+              </w:rPr>
+              <w:t>Agenda, Minutes and Reflection</w:t>
+            </w:r>
+          </w:p>
+        </w:tc>
+        <w:tc>
+          <w:tcPr>
+            <w:tcW w:type="dxa" w:w="4986"/>
+            <w:tcW w:type="dxa" w:w="3972"/>
+            <w:shd w:val="clear" w:color="auto" w:fill="FFFFFF"/>
+            <w:tcMar>
+              <w:top w:w="60" w:type="dxa"/>
+              <w:bottom w:w="60" w:type="dxa"/>
+              <w:start w:w="120" w:type="dxa"/>
+              <w:end w:w="120" w:type="dxa"/>
+            </w:tcMar>
+          </w:tcPr>
+          <w:p>
+            <w:pPr>
+              <w:spacing w:after="0"/>
+            </w:pPr>
+            <w:r>
+              <w:rPr>
+                <w:color w:val="201E19"/>
+                <w:sz w:val="19"/>
+              </w:rPr>
+              <w:t>✓ In the Portfolio</w:t>
+            </w:r>
+          </w:p>
+        </w:tc>
+      </w:tr>
+      <w:tr>
+        <w:tc>
+          <w:tcPr>
+            <w:tcW w:type="dxa" w:w="4986"/>
+            <w:tcW w:type="dxa" w:w="6000"/>
+            <w:shd w:val="clear" w:color="auto" w:fill="FFFFFF"/>
+            <w:tcMar>
+              <w:top w:w="60" w:type="dxa"/>
+              <w:bottom w:w="60" w:type="dxa"/>
+              <w:start w:w="120" w:type="dxa"/>
+              <w:end w:w="120" w:type="dxa"/>
+            </w:tcMar>
+          </w:tcPr>
+          <w:p>
+            <w:pPr>
+              <w:spacing w:after="0"/>
+            </w:pPr>
+            <w:r>
+              <w:rPr>
+                <w:color w:val="201E19"/>
+                <w:sz w:val="19"/>
+              </w:rPr>
+              <w:t>Usability Video</w:t>
+            </w:r>
+          </w:p>
+        </w:tc>
+        <w:tc>
+          <w:tcPr>
+            <w:tcW w:type="dxa" w:w="4986"/>
+            <w:tcW w:type="dxa" w:w="3972"/>
+            <w:shd w:val="clear" w:color="auto" w:fill="FFFFFF"/>
+            <w:tcMar>
+              <w:top w:w="60" w:type="dxa"/>
+              <w:bottom w:w="60" w:type="dxa"/>
+              <w:start w:w="120" w:type="dxa"/>
+              <w:end w:w="120" w:type="dxa"/>
+            </w:tcMar>
+          </w:tcPr>
+          <w:p>
+            <w:pPr>
+              <w:spacing w:after="0"/>
+            </w:pPr>
+            <w:r>
+              <w:rPr>
+                <w:color w:val="201E19"/>
+                <w:sz w:val="19"/>
+              </w:rPr>
+              <w:t>✓ In the Portfolio</w:t>
+            </w:r>
+          </w:p>
+        </w:tc>
+      </w:tr>
+      <w:tr>
+        <w:tc>
+          <w:tcPr>
+            <w:tcW w:type="dxa" w:w="4986"/>
+            <w:tcW w:type="dxa" w:w="6000"/>
+            <w:shd w:val="clear" w:color="auto" w:fill="FFFFFF"/>
+            <w:tcMar>
+              <w:top w:w="60" w:type="dxa"/>
+              <w:bottom w:w="60" w:type="dxa"/>
+              <w:start w:w="120" w:type="dxa"/>
+              <w:end w:w="120" w:type="dxa"/>
+            </w:tcMar>
+          </w:tcPr>
+          <w:p>
+            <w:pPr>
+              <w:spacing w:after="0"/>
+            </w:pPr>
+            <w:r>
+              <w:rPr>
+                <w:color w:val="201E19"/>
+                <w:sz w:val="19"/>
+              </w:rPr>
+              <w:t>Retrospectives</w:t>
+            </w:r>
+          </w:p>
+        </w:tc>
+        <w:tc>
+          <w:tcPr>
+            <w:tcW w:type="dxa" w:w="4986"/>
+            <w:tcW w:type="dxa" w:w="3972"/>
+            <w:shd w:val="clear" w:color="auto" w:fill="FFFFFF"/>
+            <w:tcMar>
+              <w:top w:w="60" w:type="dxa"/>
+              <w:bottom w:w="60" w:type="dxa"/>
+              <w:start w:w="120" w:type="dxa"/>
+              <w:end w:w="120" w:type="dxa"/>
+            </w:tcMar>
+          </w:tcPr>
+          <w:p>
+            <w:pPr>
+              <w:spacing w:after="0"/>
+            </w:pPr>
+            <w:r>
+              <w:rPr>
+                <w:color w:val="201E19"/>
+                <w:sz w:val="19"/>
+              </w:rPr>
+              <w:t>✓ In the Portfolio</w:t>
+            </w:r>
+          </w:p>
+        </w:tc>
+      </w:tr>
+      <w:tr>
+        <w:tc>
+          <w:tcPr>
+            <w:tcW w:type="dxa" w:w="4986"/>
+            <w:tcW w:type="dxa" w:w="6000"/>
+            <w:shd w:val="clear" w:color="auto" w:fill="FFFFFF"/>
+            <w:tcMar>
+              <w:top w:w="60" w:type="dxa"/>
+              <w:bottom w:w="60" w:type="dxa"/>
+              <w:start w:w="120" w:type="dxa"/>
+              <w:end w:w="120" w:type="dxa"/>
+            </w:tcMar>
+          </w:tcPr>
+          <w:p>
+            <w:pPr>
+              <w:spacing w:after="0"/>
+            </w:pPr>
+            <w:r>
+              <w:rPr>
+                <w:color w:val="201E19"/>
+                <w:sz w:val="19"/>
+              </w:rPr>
+              <w:t>Iteration project supporting documents</w:t>
+            </w:r>
+          </w:p>
+        </w:tc>
+        <w:tc>
+          <w:tcPr>
+            <w:tcW w:type="dxa" w:w="4986"/>
+            <w:tcW w:type="dxa" w:w="3972"/>
+            <w:shd w:val="clear" w:color="auto" w:fill="FFFFFF"/>
+            <w:tcMar>
+              <w:top w:w="60" w:type="dxa"/>
+              <w:bottom w:w="60" w:type="dxa"/>
+              <w:start w:w="120" w:type="dxa"/>
+              <w:end w:w="120" w:type="dxa"/>
+            </w:tcMar>
+          </w:tcPr>
+          <w:p>
+            <w:pPr>
+              <w:spacing w:after="0"/>
+            </w:pPr>
+            <w:r>
+              <w:rPr>
+                <w:color w:val="201E19"/>
+                <w:sz w:val="19"/>
+              </w:rPr>
+              <w:t>✓ In the Portfolio</w:t>
+            </w:r>
+          </w:p>
+        </w:tc>
+      </w:tr>
+    </w:tbl>
+    <w:p>
+      <w:pPr>
+        <w:spacing w:after="80"/>
+      </w:pPr>
+    </w:p>
+    <w:tbl>
+      <w:tblPr>
+        <w:tblW w:type="auto" w:w="0"/>
+        <w:jc w:val="center"/>
+        <w:tblLook w:firstColumn="1" w:firstRow="1" w:lastColumn="0" w:lastRow="0" w:noHBand="0" w:noVBand="1" w:val="04A0"/>
+        <w:tblBorders>
+          <w:top w:val="single" w:sz="4" w:space="0" w:color="D9D3C4"/>
+          <w:left w:val="single" w:sz="4" w:space="0" w:color="D9D3C4"/>
+          <w:bottom w:val="single" w:sz="4" w:space="0" w:color="D9D3C4"/>
+          <w:right w:val="single" w:sz="4" w:space="0" w:color="D9D3C4"/>
+          <w:insideH w:val="single" w:sz="4" w:space="0" w:color="D9D3C4"/>
+          <w:insideV w:val="single" w:sz="4" w:space="0" w:color="D9D3C4"/>
+        </w:tblBorders>
+      </w:tblPr>
+      <w:tblGrid>
+        <w:gridCol w:w="4986"/>
+        <w:gridCol w:w="4986"/>
+      </w:tblGrid>
+      <w:tr>
+        <w:tc>
+          <w:tcPr>
+            <w:tcW w:type="dxa" w:w="4986"/>
+            <w:tcW w:type="dxa" w:w="6000"/>
+            <w:shd w:val="clear" w:color="auto" w:fill="1F3D7A"/>
+            <w:tcMar>
+              <w:top w:w="60" w:type="dxa"/>
+              <w:bottom w:w="60" w:type="dxa"/>
+              <w:start w:w="120" w:type="dxa"/>
+              <w:end w:w="120" w:type="dxa"/>
+            </w:tcMar>
+          </w:tcPr>
+          <w:p>
+            <w:pPr>
+              <w:spacing w:after="0"/>
+            </w:pPr>
+            <w:r>
+              <w:rPr>
+                <w:b/>
+                <w:color w:val="FFFFFF"/>
+                <w:sz w:val="19"/>
+              </w:rPr>
+              <w:t>Iteration 2</w:t>
+            </w:r>
+          </w:p>
+        </w:tc>
+        <w:tc>
+          <w:tcPr>
+            <w:tcW w:type="dxa" w:w="4986"/>
+            <w:tcW w:type="dxa" w:w="3972"/>
+            <w:shd w:val="clear" w:color="auto" w:fill="1F3D7A"/>
+            <w:tcMar>
+              <w:top w:w="60" w:type="dxa"/>
+              <w:bottom w:w="60" w:type="dxa"/>
+              <w:start w:w="120" w:type="dxa"/>
+              <w:end w:w="120" w:type="dxa"/>
+            </w:tcMar>
+          </w:tcPr>
+          <w:p>
+            <w:pPr>
+              <w:spacing w:after="0"/>
+            </w:pPr>
+            <w:r>
+              <w:rPr>
+                <w:b/>
+                <w:color w:val="FFFFFF"/>
+                <w:sz w:val="19"/>
+              </w:rPr>
+              <w:t>Status</w:t>
+            </w:r>
+          </w:p>
+        </w:tc>
+      </w:tr>
+      <w:tr>
+        <w:tc>
+          <w:tcPr>
+            <w:tcW w:type="dxa" w:w="4986"/>
+            <w:tcW w:type="dxa" w:w="6000"/>
+            <w:shd w:val="clear" w:color="auto" w:fill="FFFFFF"/>
+            <w:tcMar>
+              <w:top w:w="60" w:type="dxa"/>
+              <w:bottom w:w="60" w:type="dxa"/>
+              <w:start w:w="120" w:type="dxa"/>
+              <w:end w:w="120" w:type="dxa"/>
+            </w:tcMar>
+          </w:tcPr>
+          <w:p>
+            <w:pPr>
+              <w:spacing w:after="0"/>
+            </w:pPr>
+            <w:r>
+              <w:rPr>
+                <w:color w:val="201E19"/>
+                <w:sz w:val="19"/>
+              </w:rPr>
+              <w:t>Presentation</w:t>
+            </w:r>
+          </w:p>
+        </w:tc>
+        <w:tc>
+          <w:tcPr>
+            <w:tcW w:type="dxa" w:w="4986"/>
+            <w:tcW w:type="dxa" w:w="3972"/>
+            <w:shd w:val="clear" w:color="auto" w:fill="FFFFFF"/>
+            <w:tcMar>
+              <w:top w:w="60" w:type="dxa"/>
+              <w:bottom w:w="60" w:type="dxa"/>
+              <w:start w:w="120" w:type="dxa"/>
+              <w:end w:w="120" w:type="dxa"/>
+            </w:tcMar>
+          </w:tcPr>
+          <w:p>
+            <w:pPr>
+              <w:spacing w:after="0"/>
+            </w:pPr>
+            <w:r>
+              <w:rPr>
+                <w:color w:val="201E19"/>
+                <w:sz w:val="19"/>
+              </w:rPr>
+              <w:t>✓ In the Portfolio</w:t>
+            </w:r>
+          </w:p>
+        </w:tc>
+      </w:tr>
+      <w:tr>
+        <w:tc>
+          <w:tcPr>
+            <w:tcW w:type="dxa" w:w="4986"/>
+            <w:tcW w:type="dxa" w:w="6000"/>
+            <w:shd w:val="clear" w:color="auto" w:fill="FFFFFF"/>
+            <w:tcMar>
+              <w:top w:w="60" w:type="dxa"/>
+              <w:bottom w:w="60" w:type="dxa"/>
+              <w:start w:w="120" w:type="dxa"/>
+              <w:end w:w="120" w:type="dxa"/>
+            </w:tcMar>
+          </w:tcPr>
+          <w:p>
+            <w:pPr>
+              <w:spacing w:after="0"/>
+            </w:pPr>
+            <w:r>
+              <w:rPr>
+                <w:color w:val="201E19"/>
+                <w:sz w:val="19"/>
+              </w:rPr>
+              <w:t>Iteration Analysis &amp; Design Report</w:t>
+            </w:r>
+          </w:p>
+        </w:tc>
+        <w:tc>
+          <w:tcPr>
+            <w:tcW w:type="dxa" w:w="4986"/>
+            <w:tcW w:type="dxa" w:w="3972"/>
+            <w:shd w:val="clear" w:color="auto" w:fill="FFFFFF"/>
+            <w:tcMar>
+              <w:top w:w="60" w:type="dxa"/>
+              <w:bottom w:w="60" w:type="dxa"/>
+              <w:start w:w="120" w:type="dxa"/>
+              <w:end w:w="120" w:type="dxa"/>
+            </w:tcMar>
+          </w:tcPr>
+          <w:p>
+            <w:pPr>
+              <w:spacing w:after="0"/>
+            </w:pPr>
+            <w:r>
+              <w:rPr>
+                <w:color w:val="201E19"/>
+                <w:sz w:val="19"/>
+              </w:rPr>
+              <w:t>✓ In the Portfolio</w:t>
+            </w:r>
+          </w:p>
+        </w:tc>
+      </w:tr>
+      <w:tr>
+        <w:tc>
+          <w:tcPr>
+            <w:tcW w:type="dxa" w:w="4986"/>
+            <w:tcW w:type="dxa" w:w="6000"/>
+            <w:shd w:val="clear" w:color="auto" w:fill="FFFFFF"/>
+            <w:tcMar>
+              <w:top w:w="60" w:type="dxa"/>
+              <w:bottom w:w="60" w:type="dxa"/>
+              <w:start w:w="120" w:type="dxa"/>
+              <w:end w:w="120" w:type="dxa"/>
+            </w:tcMar>
+          </w:tcPr>
+          <w:p>
+            <w:pPr>
+              <w:spacing w:after="0"/>
+            </w:pPr>
+            <w:r>
+              <w:rPr>
+                <w:color w:val="201E19"/>
+                <w:sz w:val="19"/>
+              </w:rPr>
+              <w:t>Data Management Plan</w:t>
+            </w:r>
+          </w:p>
+        </w:tc>
+        <w:tc>
+          <w:tcPr>
+            <w:tcW w:type="dxa" w:w="4986"/>
+            <w:tcW w:type="dxa" w:w="3972"/>
+            <w:shd w:val="clear" w:color="auto" w:fill="FFFFFF"/>
+            <w:tcMar>
+              <w:top w:w="60" w:type="dxa"/>
+              <w:bottom w:w="60" w:type="dxa"/>
+              <w:start w:w="120" w:type="dxa"/>
+              <w:end w:w="120" w:type="dxa"/>
+            </w:tcMar>
+          </w:tcPr>
+          <w:p>
+            <w:pPr>
+              <w:spacing w:after="0"/>
+            </w:pPr>
+            <w:r>
+              <w:rPr>
+                <w:color w:val="201E19"/>
+                <w:sz w:val="19"/>
+              </w:rPr>
+              <w:t>✓ In the Portfolio</w:t>
+            </w:r>
+          </w:p>
+        </w:tc>
+      </w:tr>
+      <w:tr>
+        <w:tc>
+          <w:tcPr>
+            <w:tcW w:type="dxa" w:w="4986"/>
+            <w:tcW w:type="dxa" w:w="6000"/>
+            <w:shd w:val="clear" w:color="auto" w:fill="FFFFFF"/>
+            <w:tcMar>
+              <w:top w:w="60" w:type="dxa"/>
+              <w:bottom w:w="60" w:type="dxa"/>
+              <w:start w:w="120" w:type="dxa"/>
+              <w:end w:w="120" w:type="dxa"/>
+            </w:tcMar>
+          </w:tcPr>
+          <w:p>
+            <w:pPr>
+              <w:spacing w:after="0"/>
+            </w:pPr>
+            <w:r>
+              <w:rPr>
+                <w:color w:val="201E19"/>
+                <w:sz w:val="19"/>
+              </w:rPr>
+              <w:t>Agenda, Minutes and Reflection</w:t>
+            </w:r>
+          </w:p>
+        </w:tc>
+        <w:tc>
+          <w:tcPr>
+            <w:tcW w:type="dxa" w:w="4986"/>
+            <w:tcW w:type="dxa" w:w="3972"/>
+            <w:shd w:val="clear" w:color="auto" w:fill="FFFFFF"/>
+            <w:tcMar>
+              <w:top w:w="60" w:type="dxa"/>
+              <w:bottom w:w="60" w:type="dxa"/>
+              <w:start w:w="120" w:type="dxa"/>
+              <w:end w:w="120" w:type="dxa"/>
+            </w:tcMar>
+          </w:tcPr>
+          <w:p>
+            <w:pPr>
+              <w:spacing w:after="0"/>
+            </w:pPr>
+            <w:r>
+              <w:rPr>
+                <w:color w:val="201E19"/>
+                <w:sz w:val="19"/>
+              </w:rPr>
+              <w:t>✓ In the Portfolio</w:t>
+            </w:r>
+          </w:p>
+        </w:tc>
+      </w:tr>
+      <w:tr>
+        <w:tc>
+          <w:tcPr>
+            <w:tcW w:type="dxa" w:w="4986"/>
+            <w:tcW w:type="dxa" w:w="6000"/>
+            <w:shd w:val="clear" w:color="auto" w:fill="FFFFFF"/>
+            <w:tcMar>
+              <w:top w:w="60" w:type="dxa"/>
+              <w:bottom w:w="60" w:type="dxa"/>
+              <w:start w:w="120" w:type="dxa"/>
+              <w:end w:w="120" w:type="dxa"/>
+            </w:tcMar>
+          </w:tcPr>
+          <w:p>
+            <w:pPr>
+              <w:spacing w:after="0"/>
+            </w:pPr>
+            <w:r>
+              <w:rPr>
+                <w:color w:val="201E19"/>
+                <w:sz w:val="19"/>
+              </w:rPr>
+              <w:t>Usability Video</w:t>
+            </w:r>
+          </w:p>
+        </w:tc>
+        <w:tc>
+          <w:tcPr>
+            <w:tcW w:type="dxa" w:w="4986"/>
+            <w:tcW w:type="dxa" w:w="3972"/>
+            <w:shd w:val="clear" w:color="auto" w:fill="FFFFFF"/>
+            <w:tcMar>
+              <w:top w:w="60" w:type="dxa"/>
+              <w:bottom w:w="60" w:type="dxa"/>
+              <w:start w:w="120" w:type="dxa"/>
+              <w:end w:w="120" w:type="dxa"/>
+            </w:tcMar>
+          </w:tcPr>
+          <w:p>
+            <w:pPr>
+              <w:spacing w:after="0"/>
+            </w:pPr>
+            <w:r>
+              <w:rPr>
+                <w:color w:val="201E19"/>
+                <w:sz w:val="19"/>
+              </w:rPr>
+              <w:t>✓ In the Portfolio</w:t>
+            </w:r>
+          </w:p>
+        </w:tc>
+      </w:tr>
+      <w:tr>
+        <w:tc>
+          <w:tcPr>
+            <w:tcW w:type="dxa" w:w="4986"/>
+            <w:tcW w:type="dxa" w:w="6000"/>
+            <w:shd w:val="clear" w:color="auto" w:fill="FFFFFF"/>
+            <w:tcMar>
+              <w:top w:w="60" w:type="dxa"/>
+              <w:bottom w:w="60" w:type="dxa"/>
+              <w:start w:w="120" w:type="dxa"/>
+              <w:end w:w="120" w:type="dxa"/>
+            </w:tcMar>
+          </w:tcPr>
+          <w:p>
+            <w:pPr>
+              <w:spacing w:after="0"/>
+            </w:pPr>
+            <w:r>
+              <w:rPr>
+                <w:color w:val="201E19"/>
+                <w:sz w:val="19"/>
+              </w:rPr>
+              <w:t>Retrospectives</w:t>
+            </w:r>
+          </w:p>
+        </w:tc>
+        <w:tc>
+          <w:tcPr>
+            <w:tcW w:type="dxa" w:w="4986"/>
+            <w:tcW w:type="dxa" w:w="3972"/>
+            <w:shd w:val="clear" w:color="auto" w:fill="FFFFFF"/>
+            <w:tcMar>
+              <w:top w:w="60" w:type="dxa"/>
+              <w:bottom w:w="60" w:type="dxa"/>
+              <w:start w:w="120" w:type="dxa"/>
+              <w:end w:w="120" w:type="dxa"/>
+            </w:tcMar>
+          </w:tcPr>
+          <w:p>
+            <w:pPr>
+              <w:spacing w:after="0"/>
+            </w:pPr>
+            <w:r>
+              <w:rPr>
+                <w:color w:val="201E19"/>
+                <w:sz w:val="19"/>
+              </w:rPr>
+              <w:t>✓ In the Portfolio</w:t>
+            </w:r>
+          </w:p>
+        </w:tc>
+      </w:tr>
+      <w:tr>
+        <w:tc>
+          <w:tcPr>
+            <w:tcW w:type="dxa" w:w="4986"/>
+            <w:tcW w:type="dxa" w:w="6000"/>
+            <w:shd w:val="clear" w:color="auto" w:fill="FFFFFF"/>
+            <w:tcMar>
+              <w:top w:w="60" w:type="dxa"/>
+              <w:bottom w:w="60" w:type="dxa"/>
+              <w:start w:w="120" w:type="dxa"/>
+              <w:end w:w="120" w:type="dxa"/>
+            </w:tcMar>
+          </w:tcPr>
+          <w:p>
+            <w:pPr>
+              <w:spacing w:after="0"/>
+            </w:pPr>
+            <w:r>
+              <w:rPr>
+                <w:color w:val="201E19"/>
+                <w:sz w:val="19"/>
+              </w:rPr>
+              <w:t>Iteration project supporting documents</w:t>
+            </w:r>
+          </w:p>
+        </w:tc>
+        <w:tc>
+          <w:tcPr>
+            <w:tcW w:type="dxa" w:w="4986"/>
+            <w:tcW w:type="dxa" w:w="3972"/>
+            <w:shd w:val="clear" w:color="auto" w:fill="FFFFFF"/>
+            <w:tcMar>
+              <w:top w:w="60" w:type="dxa"/>
+              <w:bottom w:w="60" w:type="dxa"/>
+              <w:start w:w="120" w:type="dxa"/>
+              <w:end w:w="120" w:type="dxa"/>
+            </w:tcMar>
+          </w:tcPr>
+          <w:p>
+            <w:pPr>
+              <w:spacing w:after="0"/>
+            </w:pPr>
+            <w:r>
+              <w:rPr>
+                <w:color w:val="201E19"/>
+                <w:sz w:val="19"/>
+              </w:rPr>
+              <w:t>✓ In the Portfolio</w:t>
+            </w:r>
+          </w:p>
+        </w:tc>
+      </w:tr>
+    </w:tbl>
+    <w:p>
+      <w:pPr>
+        <w:spacing w:after="80"/>
+      </w:pPr>
+    </w:p>
+    <w:tbl>
+      <w:tblPr>
+        <w:tblW w:type="auto" w:w="0"/>
+        <w:jc w:val="center"/>
+        <w:tblLook w:firstColumn="1" w:firstRow="1" w:lastColumn="0" w:lastRow="0" w:noHBand="0" w:noVBand="1" w:val="04A0"/>
+        <w:tblBorders>
+          <w:top w:val="single" w:sz="4" w:space="0" w:color="D9D3C4"/>
+          <w:left w:val="single" w:sz="4" w:space="0" w:color="D9D3C4"/>
+          <w:bottom w:val="single" w:sz="4" w:space="0" w:color="D9D3C4"/>
+          <w:right w:val="single" w:sz="4" w:space="0" w:color="D9D3C4"/>
+          <w:insideH w:val="single" w:sz="4" w:space="0" w:color="D9D3C4"/>
+          <w:insideV w:val="single" w:sz="4" w:space="0" w:color="D9D3C4"/>
+        </w:tblBorders>
+      </w:tblPr>
+      <w:tblGrid>
+        <w:gridCol w:w="4986"/>
+        <w:gridCol w:w="4986"/>
+      </w:tblGrid>
+      <w:tr>
+        <w:tc>
+          <w:tcPr>
+            <w:tcW w:type="dxa" w:w="4986"/>
+            <w:tcW w:type="dxa" w:w="6000"/>
+            <w:shd w:val="clear" w:color="auto" w:fill="1F3D7A"/>
+            <w:tcMar>
+              <w:top w:w="60" w:type="dxa"/>
+              <w:bottom w:w="60" w:type="dxa"/>
+              <w:start w:w="120" w:type="dxa"/>
+              <w:end w:w="120" w:type="dxa"/>
+            </w:tcMar>
+          </w:tcPr>
+          <w:p>
+            <w:pPr>
+              <w:spacing w:after="0"/>
+            </w:pPr>
+            <w:r>
+              <w:rPr>
+                <w:b/>
+                <w:color w:val="FFFFFF"/>
+                <w:sz w:val="19"/>
+              </w:rPr>
+              <w:t>Iteration 3</w:t>
+            </w:r>
+          </w:p>
+        </w:tc>
+        <w:tc>
+          <w:tcPr>
+            <w:tcW w:type="dxa" w:w="4986"/>
+            <w:tcW w:type="dxa" w:w="3972"/>
+            <w:shd w:val="clear" w:color="auto" w:fill="1F3D7A"/>
+            <w:tcMar>
+              <w:top w:w="60" w:type="dxa"/>
+              <w:bottom w:w="60" w:type="dxa"/>
+              <w:start w:w="120" w:type="dxa"/>
+              <w:end w:w="120" w:type="dxa"/>
+            </w:tcMar>
+          </w:tcPr>
+          <w:p>
+            <w:pPr>
+              <w:spacing w:after="0"/>
+            </w:pPr>
+            <w:r>
+              <w:rPr>
+                <w:b/>
+                <w:color w:val="FFFFFF"/>
+                <w:sz w:val="19"/>
+              </w:rPr>
+              <w:t>Status</w:t>
+            </w:r>
+          </w:p>
+        </w:tc>
+      </w:tr>
+      <w:tr>
+        <w:tc>
+          <w:tcPr>
+            <w:tcW w:type="dxa" w:w="4986"/>
+            <w:tcW w:type="dxa" w:w="6000"/>
+            <w:shd w:val="clear" w:color="auto" w:fill="FFFFFF"/>
+            <w:tcMar>
+              <w:top w:w="60" w:type="dxa"/>
+              <w:bottom w:w="60" w:type="dxa"/>
+              <w:start w:w="120" w:type="dxa"/>
+              <w:end w:w="120" w:type="dxa"/>
+            </w:tcMar>
+          </w:tcPr>
+          <w:p>
+            <w:pPr>
+              <w:spacing w:after="0"/>
+            </w:pPr>
+            <w:r>
+              <w:rPr>
+                <w:color w:val="201E19"/>
+                <w:sz w:val="19"/>
+              </w:rPr>
+              <w:t>Presentation</w:t>
+            </w:r>
+          </w:p>
+        </w:tc>
+        <w:tc>
+          <w:tcPr>
+            <w:tcW w:type="dxa" w:w="4986"/>
+            <w:tcW w:type="dxa" w:w="3972"/>
+            <w:shd w:val="clear" w:color="auto" w:fill="FFFFFF"/>
+            <w:tcMar>
+              <w:top w:w="60" w:type="dxa"/>
+              <w:bottom w:w="60" w:type="dxa"/>
+              <w:start w:w="120" w:type="dxa"/>
+              <w:end w:w="120" w:type="dxa"/>
+            </w:tcMar>
+          </w:tcPr>
+          <w:p>
+            <w:pPr>
+              <w:spacing w:after="0"/>
+            </w:pPr>
+            <w:r>
+              <w:rPr>
+                <w:color w:val="201E19"/>
+                <w:sz w:val="19"/>
+              </w:rPr>
+              <w:t>✓ In the Portfolio</w:t>
+            </w:r>
+          </w:p>
+        </w:tc>
+      </w:tr>
+      <w:tr>
+        <w:tc>
+          <w:tcPr>
+            <w:tcW w:type="dxa" w:w="4986"/>
+            <w:tcW w:type="dxa" w:w="6000"/>
+            <w:shd w:val="clear" w:color="auto" w:fill="FFFFFF"/>
+            <w:tcMar>
+              <w:top w:w="60" w:type="dxa"/>
+              <w:bottom w:w="60" w:type="dxa"/>
+              <w:start w:w="120" w:type="dxa"/>
+              <w:end w:w="120" w:type="dxa"/>
+            </w:tcMar>
+          </w:tcPr>
+          <w:p>
+            <w:pPr>
+              <w:spacing w:after="0"/>
+            </w:pPr>
+            <w:r>
+              <w:rPr>
+                <w:color w:val="201E19"/>
+                <w:sz w:val="19"/>
+              </w:rPr>
+              <w:t>Iteration Analysis &amp; Design Report</w:t>
+            </w:r>
+          </w:p>
+        </w:tc>
+        <w:tc>
+          <w:tcPr>
+            <w:tcW w:type="dxa" w:w="4986"/>
+            <w:tcW w:type="dxa" w:w="3972"/>
+            <w:shd w:val="clear" w:color="auto" w:fill="FFFFFF"/>
+            <w:tcMar>
+              <w:top w:w="60" w:type="dxa"/>
+              <w:bottom w:w="60" w:type="dxa"/>
+              <w:start w:w="120" w:type="dxa"/>
+              <w:end w:w="120" w:type="dxa"/>
+            </w:tcMar>
+          </w:tcPr>
+          <w:p>
+            <w:pPr>
+              <w:spacing w:after="0"/>
+            </w:pPr>
+            <w:r>
+              <w:rPr>
+                <w:color w:val="201E19"/>
+                <w:sz w:val="19"/>
+              </w:rPr>
+              <w:t>✓ In the Portfolio</w:t>
+            </w:r>
+          </w:p>
+        </w:tc>
+      </w:tr>
+      <w:tr>
+        <w:tc>
+          <w:tcPr>
+            <w:tcW w:type="dxa" w:w="4986"/>
+            <w:tcW w:type="dxa" w:w="6000"/>
+            <w:shd w:val="clear" w:color="auto" w:fill="FFFFFF"/>
+            <w:tcMar>
+              <w:top w:w="60" w:type="dxa"/>
+              <w:bottom w:w="60" w:type="dxa"/>
+              <w:start w:w="120" w:type="dxa"/>
+              <w:end w:w="120" w:type="dxa"/>
+            </w:tcMar>
+          </w:tcPr>
+          <w:p>
+            <w:pPr>
+              <w:spacing w:after="0"/>
+            </w:pPr>
+            <w:r>
+              <w:rPr>
+                <w:color w:val="201E19"/>
+                <w:sz w:val="19"/>
+              </w:rPr>
+              <w:t>Data Management Plan</w:t>
+            </w:r>
+          </w:p>
+        </w:tc>
+        <w:tc>
+          <w:tcPr>
+            <w:tcW w:type="dxa" w:w="4986"/>
+            <w:tcW w:type="dxa" w:w="3972"/>
+            <w:shd w:val="clear" w:color="auto" w:fill="FFFFFF"/>
+            <w:tcMar>
+              <w:top w:w="60" w:type="dxa"/>
+              <w:bottom w:w="60" w:type="dxa"/>
+              <w:start w:w="120" w:type="dxa"/>
+              <w:end w:w="120" w:type="dxa"/>
+            </w:tcMar>
+          </w:tcPr>
+          <w:p>
+            <w:pPr>
+              <w:spacing w:after="0"/>
+            </w:pPr>
+            <w:r>
+              <w:rPr>
+                <w:color w:val="201E19"/>
+                <w:sz w:val="19"/>
+              </w:rPr>
+              <w:t>✓ In the Portfolio</w:t>
+            </w:r>
+          </w:p>
+        </w:tc>
+      </w:tr>
+      <w:tr>
+        <w:tc>
+          <w:tcPr>
+            <w:tcW w:type="dxa" w:w="4986"/>
+            <w:tcW w:type="dxa" w:w="6000"/>
+            <w:shd w:val="clear" w:color="auto" w:fill="FFFFFF"/>
+            <w:tcMar>
+              <w:top w:w="60" w:type="dxa"/>
+              <w:bottom w:w="60" w:type="dxa"/>
+              <w:start w:w="120" w:type="dxa"/>
+              <w:end w:w="120" w:type="dxa"/>
+            </w:tcMar>
+          </w:tcPr>
+          <w:p>
+            <w:pPr>
+              <w:spacing w:after="0"/>
+            </w:pPr>
+            <w:r>
+              <w:rPr>
+                <w:color w:val="201E19"/>
+                <w:sz w:val="19"/>
+              </w:rPr>
+              <w:t>Agenda, Minutes and Reflection</w:t>
+            </w:r>
+          </w:p>
+        </w:tc>
+        <w:tc>
+          <w:tcPr>
+            <w:tcW w:type="dxa" w:w="4986"/>
+            <w:tcW w:type="dxa" w:w="3972"/>
+            <w:shd w:val="clear" w:color="auto" w:fill="FFFFFF"/>
+            <w:tcMar>
+              <w:top w:w="60" w:type="dxa"/>
+              <w:bottom w:w="60" w:type="dxa"/>
+              <w:start w:w="120" w:type="dxa"/>
+              <w:end w:w="120" w:type="dxa"/>
+            </w:tcMar>
+          </w:tcPr>
+          <w:p>
+            <w:pPr>
+              <w:spacing w:after="0"/>
+            </w:pPr>
+            <w:r>
+              <w:rPr>
+                <w:color w:val="201E19"/>
+                <w:sz w:val="19"/>
+              </w:rPr>
+              <w:t>✓ In the Portfolio</w:t>
+            </w:r>
+          </w:p>
+        </w:tc>
+      </w:tr>
+      <w:tr>
+        <w:tc>
+          <w:tcPr>
+            <w:tcW w:type="dxa" w:w="4986"/>
+            <w:tcW w:type="dxa" w:w="6000"/>
+            <w:shd w:val="clear" w:color="auto" w:fill="FFFFFF"/>
+            <w:tcMar>
+              <w:top w:w="60" w:type="dxa"/>
+              <w:bottom w:w="60" w:type="dxa"/>
+              <w:start w:w="120" w:type="dxa"/>
+              <w:end w:w="120" w:type="dxa"/>
+            </w:tcMar>
+          </w:tcPr>
+          <w:p>
+            <w:pPr>
+              <w:spacing w:after="0"/>
+            </w:pPr>
+            <w:r>
+              <w:rPr>
+                <w:color w:val="201E19"/>
+                <w:sz w:val="19"/>
+              </w:rPr>
+              <w:t>Usability Video</w:t>
+            </w:r>
+          </w:p>
+        </w:tc>
+        <w:tc>
+          <w:tcPr>
+            <w:tcW w:type="dxa" w:w="4986"/>
+            <w:tcW w:type="dxa" w:w="3972"/>
+            <w:shd w:val="clear" w:color="auto" w:fill="FFFFFF"/>
+            <w:tcMar>
+              <w:top w:w="60" w:type="dxa"/>
+              <w:bottom w:w="60" w:type="dxa"/>
+              <w:start w:w="120" w:type="dxa"/>
+              <w:end w:w="120" w:type="dxa"/>
+            </w:tcMar>
+          </w:tcPr>
+          <w:p>
+            <w:pPr>
+              <w:spacing w:after="0"/>
+            </w:pPr>
+            <w:r>
+              <w:rPr>
+                <w:color w:val="201E19"/>
+                <w:sz w:val="19"/>
+              </w:rPr>
+              <w:t>✓ In the Portfolio</w:t>
+            </w:r>
+          </w:p>
+        </w:tc>
+      </w:tr>
+      <w:tr>
+        <w:tc>
+          <w:tcPr>
+            <w:tcW w:type="dxa" w:w="4986"/>
+            <w:tcW w:type="dxa" w:w="6000"/>
+            <w:shd w:val="clear" w:color="auto" w:fill="FFFFFF"/>
+            <w:tcMar>
+              <w:top w:w="60" w:type="dxa"/>
+              <w:bottom w:w="60" w:type="dxa"/>
+              <w:start w:w="120" w:type="dxa"/>
+              <w:end w:w="120" w:type="dxa"/>
+            </w:tcMar>
+          </w:tcPr>
+          <w:p>
+            <w:pPr>
+              <w:spacing w:after="0"/>
+            </w:pPr>
+            <w:r>
+              <w:rPr>
+                <w:color w:val="201E19"/>
+                <w:sz w:val="19"/>
+              </w:rPr>
+              <w:t>Retrospectives</w:t>
+            </w:r>
+          </w:p>
+        </w:tc>
+        <w:tc>
+          <w:tcPr>
+            <w:tcW w:type="dxa" w:w="4986"/>
+            <w:tcW w:type="dxa" w:w="3972"/>
+            <w:shd w:val="clear" w:color="auto" w:fill="FFFFFF"/>
+            <w:tcMar>
+              <w:top w:w="60" w:type="dxa"/>
+              <w:bottom w:w="60" w:type="dxa"/>
+              <w:start w:w="120" w:type="dxa"/>
+              <w:end w:w="120" w:type="dxa"/>
+            </w:tcMar>
+          </w:tcPr>
+          <w:p>
+            <w:pPr>
+              <w:spacing w:after="0"/>
+            </w:pPr>
+            <w:r>
+              <w:rPr>
+                <w:color w:val="201E19"/>
+                <w:sz w:val="19"/>
+              </w:rPr>
+              <w:t>✓ In the Portfolio</w:t>
+            </w:r>
+          </w:p>
+        </w:tc>
+      </w:tr>
+      <w:tr>
+        <w:tc>
+          <w:tcPr>
+            <w:tcW w:type="dxa" w:w="4986"/>
+            <w:tcW w:type="dxa" w:w="6000"/>
+            <w:shd w:val="clear" w:color="auto" w:fill="FFFFFF"/>
+            <w:tcMar>
+              <w:top w:w="60" w:type="dxa"/>
+              <w:bottom w:w="60" w:type="dxa"/>
+              <w:start w:w="120" w:type="dxa"/>
+              <w:end w:w="120" w:type="dxa"/>
+            </w:tcMar>
+          </w:tcPr>
+          <w:p>
+            <w:pPr>
+              <w:spacing w:after="0"/>
+            </w:pPr>
+            <w:r>
+              <w:rPr>
+                <w:color w:val="201E19"/>
+                <w:sz w:val="19"/>
+              </w:rPr>
+              <w:t>Iteration project supporting documents</w:t>
+            </w:r>
+          </w:p>
+        </w:tc>
+        <w:tc>
+          <w:tcPr>
+            <w:tcW w:type="dxa" w:w="4986"/>
+            <w:tcW w:type="dxa" w:w="3972"/>
+            <w:shd w:val="clear" w:color="auto" w:fill="FFFFFF"/>
+            <w:tcMar>
+              <w:top w:w="60" w:type="dxa"/>
+              <w:bottom w:w="60" w:type="dxa"/>
+              <w:start w:w="120" w:type="dxa"/>
+              <w:end w:w="120" w:type="dxa"/>
+            </w:tcMar>
+          </w:tcPr>
+          <w:p>
+            <w:pPr>
+              <w:spacing w:after="0"/>
+            </w:pPr>
+            <w:r>
+              <w:rPr>
+                <w:color w:val="201E19"/>
+                <w:sz w:val="19"/>
+              </w:rPr>
+              <w:t>✓ In the Portfolio</w:t>
+            </w:r>
+          </w:p>
+        </w:tc>
+      </w:tr>
+    </w:tbl>
+    <w:p>
+      <w:pPr>
+        <w:spacing w:after="80"/>
+      </w:pPr>
+    </w:p>
+    <w:tbl>
+      <w:tblPr>
+        <w:tblW w:type="auto" w:w="0"/>
+        <w:jc w:val="center"/>
+        <w:tblLook w:firstColumn="1" w:firstRow="1" w:lastColumn="0" w:lastRow="0" w:noHBand="0" w:noVBand="1" w:val="04A0"/>
+        <w:tblBorders>
+          <w:top w:val="single" w:sz="4" w:space="0" w:color="D9D3C4"/>
+          <w:left w:val="single" w:sz="4" w:space="0" w:color="D9D3C4"/>
+          <w:bottom w:val="single" w:sz="4" w:space="0" w:color="D9D3C4"/>
+          <w:right w:val="single" w:sz="4" w:space="0" w:color="D9D3C4"/>
+          <w:insideH w:val="single" w:sz="4" w:space="0" w:color="D9D3C4"/>
+          <w:insideV w:val="single" w:sz="4" w:space="0" w:color="D9D3C4"/>
+        </w:tblBorders>
+      </w:tblPr>
+      <w:tblGrid>
+        <w:gridCol w:w="4986"/>
+        <w:gridCol w:w="4986"/>
+      </w:tblGrid>
+      <w:tr>
+        <w:tc>
+          <w:tcPr>
+            <w:tcW w:type="dxa" w:w="4986"/>
+            <w:tcW w:type="dxa" w:w="6000"/>
+            <w:shd w:val="clear" w:color="auto" w:fill="1F3D7A"/>
+            <w:tcMar>
+              <w:top w:w="60" w:type="dxa"/>
+              <w:bottom w:w="60" w:type="dxa"/>
+              <w:start w:w="120" w:type="dxa"/>
+              <w:end w:w="120" w:type="dxa"/>
+            </w:tcMar>
+          </w:tcPr>
+          <w:p>
+            <w:pPr>
+              <w:spacing w:after="0"/>
+            </w:pPr>
+            <w:r>
+              <w:rPr>
+                <w:b/>
+                <w:color w:val="FFFFFF"/>
+                <w:sz w:val="19"/>
+              </w:rPr>
+              <w:t>Other documents</w:t>
+            </w:r>
+          </w:p>
+        </w:tc>
+        <w:tc>
+          <w:tcPr>
+            <w:tcW w:type="dxa" w:w="4986"/>
+            <w:tcW w:type="dxa" w:w="3972"/>
+            <w:shd w:val="clear" w:color="auto" w:fill="1F3D7A"/>
+            <w:tcMar>
+              <w:top w:w="60" w:type="dxa"/>
+              <w:bottom w:w="60" w:type="dxa"/>
+              <w:start w:w="120" w:type="dxa"/>
+              <w:end w:w="120" w:type="dxa"/>
+            </w:tcMar>
+          </w:tcPr>
+          <w:p>
+            <w:pPr>
+              <w:spacing w:after="0"/>
+            </w:pPr>
+            <w:r>
+              <w:rPr>
+                <w:b/>
+                <w:color w:val="FFFFFF"/>
+                <w:sz w:val="19"/>
+              </w:rPr>
+              <w:t>Status</w:t>
+            </w:r>
+          </w:p>
+        </w:tc>
+      </w:tr>
+      <w:tr>
+        <w:tc>
+          <w:tcPr>
+            <w:tcW w:type="dxa" w:w="4986"/>
+            <w:tcW w:type="dxa" w:w="6000"/>
+            <w:shd w:val="clear" w:color="auto" w:fill="FFFFFF"/>
+            <w:tcMar>
+              <w:top w:w="60" w:type="dxa"/>
+              <w:bottom w:w="60" w:type="dxa"/>
+              <w:start w:w="120" w:type="dxa"/>
+              <w:end w:w="120" w:type="dxa"/>
+            </w:tcMar>
+          </w:tcPr>
+          <w:p>
+            <w:pPr>
+              <w:spacing w:after="0"/>
+            </w:pPr>
+            <w:r>
+              <w:rPr>
+                <w:color w:val="201E19"/>
+                <w:sz w:val="19"/>
+              </w:rPr>
+              <w:t>Other iteration documents</w:t>
+            </w:r>
+          </w:p>
+        </w:tc>
+        <w:tc>
+          <w:tcPr>
+            <w:tcW w:type="dxa" w:w="4986"/>
+            <w:tcW w:type="dxa" w:w="3972"/>
+            <w:shd w:val="clear" w:color="auto" w:fill="FFFFFF"/>
+            <w:tcMar>
+              <w:top w:w="60" w:type="dxa"/>
+              <w:bottom w:w="60" w:type="dxa"/>
+              <w:start w:w="120" w:type="dxa"/>
+              <w:end w:w="120" w:type="dxa"/>
+            </w:tcMar>
+          </w:tcPr>
+          <w:p>
+            <w:pPr>
+              <w:spacing w:after="0"/>
+            </w:pPr>
+            <w:r>
+              <w:rPr>
+                <w:color w:val="201E19"/>
+                <w:sz w:val="19"/>
+              </w:rPr>
+              <w:t>✓ In the Portfolio</w:t>
+            </w:r>
+          </w:p>
+        </w:tc>
+      </w:tr>
+    </w:tbl>
+    <w:p>
+      <w:pPr>
+        <w:spacing w:after="80"/>
+      </w:pPr>
+    </w:p>
+    <w:p>
+      <w:pPr>
+        <w:keepNext/>
+        <w:spacing w:before="160" w:after="80"/>
+      </w:pPr>
+      <w:r>
+        <w:rPr>
+          <w:b/>
+          <w:color w:val="201E19"/>
+          <w:sz w:val="23"/>
+        </w:rPr>
+        <w:t>Code and Database folder</w:t>
+      </w:r>
+    </w:p>
+    <w:tbl>
+      <w:tblPr>
+        <w:tblW w:type="auto" w:w="0"/>
+        <w:jc w:val="center"/>
+        <w:tblLook w:firstColumn="1" w:firstRow="1" w:lastColumn="0" w:lastRow="0" w:noHBand="0" w:noVBand="1" w:val="04A0"/>
+        <w:tblBorders>
+          <w:top w:val="single" w:sz="4" w:space="0" w:color="D9D3C4"/>
+          <w:left w:val="single" w:sz="4" w:space="0" w:color="D9D3C4"/>
+          <w:bottom w:val="single" w:sz="4" w:space="0" w:color="D9D3C4"/>
+          <w:right w:val="single" w:sz="4" w:space="0" w:color="D9D3C4"/>
+          <w:insideH w:val="single" w:sz="4" w:space="0" w:color="D9D3C4"/>
+          <w:insideV w:val="single" w:sz="4" w:space="0" w:color="D9D3C4"/>
+        </w:tblBorders>
+      </w:tblPr>
+      <w:tblGrid>
+        <w:gridCol w:w="4986"/>
+        <w:gridCol w:w="4986"/>
+      </w:tblGrid>
+      <w:tr>
+        <w:tc>
+          <w:tcPr>
+            <w:tcW w:type="dxa" w:w="4986"/>
+            <w:tcW w:type="dxa" w:w="4000"/>
+            <w:shd w:val="clear" w:color="auto" w:fill="1F3D7A"/>
+            <w:tcMar>
+              <w:top w:w="60" w:type="dxa"/>
+              <w:bottom w:w="60" w:type="dxa"/>
+              <w:start w:w="120" w:type="dxa"/>
+              <w:end w:w="120" w:type="dxa"/>
+            </w:tcMar>
+          </w:tcPr>
+          <w:p>
+            <w:pPr>
+              <w:spacing w:after="0"/>
+            </w:pPr>
+            <w:r>
+              <w:rPr>
+                <w:b/>
+                <w:color w:val="FFFFFF"/>
+                <w:sz w:val="19"/>
+              </w:rPr>
+              <w:t>Item</w:t>
+            </w:r>
+          </w:p>
+        </w:tc>
+        <w:tc>
+          <w:tcPr>
+            <w:tcW w:type="dxa" w:w="4986"/>
+            <w:tcW w:type="dxa" w:w="5972"/>
+            <w:shd w:val="clear" w:color="auto" w:fill="1F3D7A"/>
+            <w:tcMar>
+              <w:top w:w="60" w:type="dxa"/>
+              <w:bottom w:w="60" w:type="dxa"/>
+              <w:start w:w="120" w:type="dxa"/>
+              <w:end w:w="120" w:type="dxa"/>
+            </w:tcMar>
+          </w:tcPr>
+          <w:p>
+            <w:pPr>
+              <w:spacing w:after="0"/>
+            </w:pPr>
+            <w:r>
+              <w:rPr>
+                <w:b/>
+                <w:color w:val="FFFFFF"/>
+                <w:sz w:val="19"/>
+              </w:rPr>
+              <w:t>Status / location</w:t>
+            </w:r>
+          </w:p>
+        </w:tc>
+      </w:tr>
+      <w:tr>
+        <w:tc>
+          <w:tcPr>
+            <w:tcW w:type="dxa" w:w="4986"/>
+            <w:tcW w:type="dxa" w:w="4000"/>
+            <w:shd w:val="clear" w:color="auto" w:fill="FFFFFF"/>
+            <w:tcMar>
+              <w:top w:w="60" w:type="dxa"/>
+              <w:bottom w:w="60" w:type="dxa"/>
+              <w:start w:w="120" w:type="dxa"/>
+              <w:end w:w="120" w:type="dxa"/>
+            </w:tcMar>
+          </w:tcPr>
+          <w:p>
+            <w:pPr>
+              <w:spacing w:after="0"/>
+            </w:pPr>
+            <w:r>
+              <w:rPr>
+                <w:color w:val="201E19"/>
+                <w:sz w:val="19"/>
+              </w:rPr>
+              <w:t>Data pre-processing</w:t>
+            </w:r>
+          </w:p>
+        </w:tc>
+        <w:tc>
+          <w:tcPr>
+            <w:tcW w:type="dxa" w:w="4986"/>
+            <w:tcW w:type="dxa" w:w="5972"/>
+            <w:shd w:val="clear" w:color="auto" w:fill="FFFFFF"/>
+            <w:tcMar>
+              <w:top w:w="60" w:type="dxa"/>
+              <w:bottom w:w="60" w:type="dxa"/>
+              <w:start w:w="120" w:type="dxa"/>
+              <w:end w:w="120" w:type="dxa"/>
+            </w:tcMar>
+          </w:tcPr>
+          <w:p>
+            <w:pPr>
+              <w:spacing w:after="0"/>
+            </w:pPr>
+            <w:r>
+              <w:rPr>
+                <w:color w:val="201E19"/>
+                <w:sz w:val="19"/>
+              </w:rPr>
+              <w:t>✓ In the Portfolio; scripts in the repository: website/server/scripts (importRealData.js, convert_poses.py, importPoses.js), recognition/scripts, and HandMirror-avatar-build-scripts.zip</w:t>
+            </w:r>
+          </w:p>
+        </w:tc>
+      </w:tr>
+      <w:tr>
+        <w:tc>
+          <w:tcPr>
+            <w:tcW w:type="dxa" w:w="4986"/>
+            <w:tcW w:type="dxa" w:w="4000"/>
+            <w:shd w:val="clear" w:color="auto" w:fill="FFFFFF"/>
+            <w:tcMar>
+              <w:top w:w="60" w:type="dxa"/>
+              <w:bottom w:w="60" w:type="dxa"/>
+              <w:start w:w="120" w:type="dxa"/>
+              <w:end w:w="120" w:type="dxa"/>
+            </w:tcMar>
+          </w:tcPr>
+          <w:p>
+            <w:pPr>
+              <w:spacing w:after="0"/>
+            </w:pPr>
+            <w:r>
+              <w:rPr>
+                <w:color w:val="201E19"/>
+                <w:sz w:val="19"/>
+              </w:rPr>
+              <w:t>SQL script for database</w:t>
+            </w:r>
+          </w:p>
+        </w:tc>
+        <w:tc>
+          <w:tcPr>
+            <w:tcW w:type="dxa" w:w="4986"/>
+            <w:tcW w:type="dxa" w:w="5972"/>
+            <w:shd w:val="clear" w:color="auto" w:fill="FFFFFF"/>
+            <w:tcMar>
+              <w:top w:w="60" w:type="dxa"/>
+              <w:bottom w:w="60" w:type="dxa"/>
+              <w:start w:w="120" w:type="dxa"/>
+              <w:end w:w="120" w:type="dxa"/>
+            </w:tcMar>
+          </w:tcPr>
+          <w:p>
+            <w:pPr>
+              <w:spacing w:after="0"/>
+            </w:pPr>
+            <w:r>
+              <w:rPr>
+                <w:color w:val="201E19"/>
+                <w:sz w:val="19"/>
+              </w:rPr>
+              <w:t>✓ In the Portfolio (website/server/schema.sql)</w:t>
+            </w:r>
+          </w:p>
+        </w:tc>
+      </w:tr>
+      <w:tr>
+        <w:tc>
+          <w:tcPr>
+            <w:tcW w:type="dxa" w:w="4986"/>
+            <w:tcW w:type="dxa" w:w="4000"/>
+            <w:shd w:val="clear" w:color="auto" w:fill="FFFFFF"/>
+            <w:tcMar>
+              <w:top w:w="60" w:type="dxa"/>
+              <w:bottom w:w="60" w:type="dxa"/>
+              <w:start w:w="120" w:type="dxa"/>
+              <w:end w:w="120" w:type="dxa"/>
+            </w:tcMar>
+          </w:tcPr>
+          <w:p>
+            <w:pPr>
+              <w:spacing w:after="0"/>
+            </w:pPr>
+            <w:r>
+              <w:rPr>
+                <w:color w:val="201E19"/>
+                <w:sz w:val="19"/>
+              </w:rPr>
+              <w:t>Final Data Management Plan</w:t>
+            </w:r>
+          </w:p>
+        </w:tc>
+        <w:tc>
+          <w:tcPr>
+            <w:tcW w:type="dxa" w:w="4986"/>
+            <w:tcW w:type="dxa" w:w="5972"/>
+            <w:shd w:val="clear" w:color="auto" w:fill="FFFFFF"/>
+            <w:tcMar>
+              <w:top w:w="60" w:type="dxa"/>
+              <w:bottom w:w="60" w:type="dxa"/>
+              <w:start w:w="120" w:type="dxa"/>
+              <w:end w:w="120" w:type="dxa"/>
+            </w:tcMar>
+          </w:tcPr>
+          <w:p>
+            <w:pPr>
+              <w:spacing w:after="0"/>
+            </w:pPr>
+            <w:r>
+              <w:rPr>
+                <w:color w:val="201E19"/>
+                <w:sz w:val="19"/>
+              </w:rPr>
+              <w:t>✓ In the Portfolio</w:t>
+            </w:r>
+          </w:p>
+        </w:tc>
+      </w:tr>
+    </w:tbl>
+    <w:p>
+      <w:pPr>
+        <w:spacing w:after="80"/>
+      </w:pPr>
+    </w:p>
+    <w:p>
+      <w:pPr>
+        <w:keepNext/>
+        <w:spacing w:before="160" w:after="80"/>
+      </w:pPr>
+      <w:r>
+        <w:rPr>
+          <w:b/>
+          <w:color w:val="201E19"/>
+          <w:sz w:val="23"/>
+        </w:rPr>
+        <w:t>Project Support folder</w:t>
+      </w:r>
+    </w:p>
+    <w:tbl>
+      <w:tblPr>
+        <w:tblW w:type="auto" w:w="0"/>
+        <w:jc w:val="center"/>
+        <w:tblLook w:firstColumn="1" w:firstRow="1" w:lastColumn="0" w:lastRow="0" w:noHBand="0" w:noVBand="1" w:val="04A0"/>
+        <w:tblBorders>
+          <w:top w:val="single" w:sz="4" w:space="0" w:color="D9D3C4"/>
+          <w:left w:val="single" w:sz="4" w:space="0" w:color="D9D3C4"/>
+          <w:bottom w:val="single" w:sz="4" w:space="0" w:color="D9D3C4"/>
+          <w:right w:val="single" w:sz="4" w:space="0" w:color="D9D3C4"/>
+          <w:insideH w:val="single" w:sz="4" w:space="0" w:color="D9D3C4"/>
+          <w:insideV w:val="single" w:sz="4" w:space="0" w:color="D9D3C4"/>
+        </w:tblBorders>
+      </w:tblPr>
+      <w:tblGrid>
+        <w:gridCol w:w="4986"/>
+        <w:gridCol w:w="4986"/>
+      </w:tblGrid>
+      <w:tr>
+        <w:tc>
+          <w:tcPr>
+            <w:tcW w:type="dxa" w:w="4986"/>
+            <w:tcW w:type="dxa" w:w="6000"/>
+            <w:shd w:val="clear" w:color="auto" w:fill="1F3D7A"/>
+            <w:tcMar>
+              <w:top w:w="60" w:type="dxa"/>
+              <w:bottom w:w="60" w:type="dxa"/>
+              <w:start w:w="120" w:type="dxa"/>
+              <w:end w:w="120" w:type="dxa"/>
+            </w:tcMar>
+          </w:tcPr>
+          <w:p>
+            <w:pPr>
+              <w:spacing w:after="0"/>
+            </w:pPr>
+            <w:r>
+              <w:rPr>
+                <w:b/>
+                <w:color w:val="FFFFFF"/>
+                <w:sz w:val="19"/>
+              </w:rPr>
+              <w:t>Item</w:t>
+            </w:r>
+          </w:p>
+        </w:tc>
+        <w:tc>
+          <w:tcPr>
+            <w:tcW w:type="dxa" w:w="4986"/>
+            <w:tcW w:type="dxa" w:w="3972"/>
+            <w:shd w:val="clear" w:color="auto" w:fill="1F3D7A"/>
+            <w:tcMar>
+              <w:top w:w="60" w:type="dxa"/>
+              <w:bottom w:w="60" w:type="dxa"/>
+              <w:start w:w="120" w:type="dxa"/>
+              <w:end w:w="120" w:type="dxa"/>
+            </w:tcMar>
+          </w:tcPr>
+          <w:p>
+            <w:pPr>
+              <w:spacing w:after="0"/>
+            </w:pPr>
+            <w:r>
+              <w:rPr>
+                <w:b/>
+                <w:color w:val="FFFFFF"/>
+                <w:sz w:val="19"/>
+              </w:rPr>
+              <w:t>Status</w:t>
+            </w:r>
+          </w:p>
+        </w:tc>
+      </w:tr>
+      <w:tr>
+        <w:tc>
+          <w:tcPr>
+            <w:tcW w:type="dxa" w:w="4986"/>
+            <w:tcW w:type="dxa" w:w="6000"/>
+            <w:shd w:val="clear" w:color="auto" w:fill="FFFFFF"/>
+            <w:tcMar>
+              <w:top w:w="60" w:type="dxa"/>
+              <w:bottom w:w="60" w:type="dxa"/>
+              <w:start w:w="120" w:type="dxa"/>
+              <w:end w:w="120" w:type="dxa"/>
+            </w:tcMar>
+          </w:tcPr>
+          <w:p>
+            <w:pPr>
+              <w:spacing w:after="0"/>
+            </w:pPr>
+            <w:r>
+              <w:rPr>
+                <w:color w:val="201E19"/>
+                <w:sz w:val="19"/>
+              </w:rPr>
+              <w:t>Product video</w:t>
+            </w:r>
+          </w:p>
+        </w:tc>
+        <w:tc>
+          <w:tcPr>
+            <w:tcW w:type="dxa" w:w="4986"/>
+            <w:tcW w:type="dxa" w:w="3972"/>
+            <w:shd w:val="clear" w:color="auto" w:fill="FFFFFF"/>
+            <w:tcMar>
+              <w:top w:w="60" w:type="dxa"/>
+              <w:bottom w:w="60" w:type="dxa"/>
+              <w:start w:w="120" w:type="dxa"/>
+              <w:end w:w="120" w:type="dxa"/>
+            </w:tcMar>
+          </w:tcPr>
+          <w:p>
+            <w:pPr>
+              <w:spacing w:after="0"/>
+            </w:pPr>
+            <w:r>
+              <w:rPr>
+                <w:color w:val="201E19"/>
+                <w:sz w:val="19"/>
+              </w:rPr>
+              <w:t>✓ In the Portfolio</w:t>
+            </w:r>
+          </w:p>
+        </w:tc>
+      </w:tr>
+      <w:tr>
+        <w:tc>
+          <w:tcPr>
+            <w:tcW w:type="dxa" w:w="4986"/>
+            <w:tcW w:type="dxa" w:w="6000"/>
+            <w:shd w:val="clear" w:color="auto" w:fill="FFFFFF"/>
+            <w:tcMar>
+              <w:top w:w="60" w:type="dxa"/>
+              <w:bottom w:w="60" w:type="dxa"/>
+              <w:start w:w="120" w:type="dxa"/>
+              <w:end w:w="120" w:type="dxa"/>
+            </w:tcMar>
+          </w:tcPr>
+          <w:p>
+            <w:pPr>
+              <w:spacing w:after="0"/>
+            </w:pPr>
+            <w:r>
+              <w:rPr>
+                <w:color w:val="201E19"/>
+                <w:sz w:val="19"/>
+              </w:rPr>
+              <w:t>Stand-up meetings</w:t>
+            </w:r>
+          </w:p>
+        </w:tc>
+        <w:tc>
+          <w:tcPr>
+            <w:tcW w:type="dxa" w:w="4986"/>
+            <w:tcW w:type="dxa" w:w="3972"/>
+            <w:shd w:val="clear" w:color="auto" w:fill="FFFFFF"/>
+            <w:tcMar>
+              <w:top w:w="60" w:type="dxa"/>
+              <w:bottom w:w="60" w:type="dxa"/>
+              <w:start w:w="120" w:type="dxa"/>
+              <w:end w:w="120" w:type="dxa"/>
+            </w:tcMar>
+          </w:tcPr>
+          <w:p>
+            <w:pPr>
+              <w:spacing w:after="0"/>
+            </w:pPr>
+            <w:r>
+              <w:rPr>
+                <w:color w:val="201E19"/>
+                <w:sz w:val="19"/>
+              </w:rPr>
+              <w:t>✓ In the Portfolio</w:t>
+            </w:r>
+          </w:p>
+        </w:tc>
+      </w:tr>
+      <w:tr>
+        <w:tc>
+          <w:tcPr>
+            <w:tcW w:type="dxa" w:w="4986"/>
+            <w:tcW w:type="dxa" w:w="6000"/>
+            <w:shd w:val="clear" w:color="auto" w:fill="FFFFFF"/>
+            <w:tcMar>
+              <w:top w:w="60" w:type="dxa"/>
+              <w:bottom w:w="60" w:type="dxa"/>
+              <w:start w:w="120" w:type="dxa"/>
+              <w:end w:w="120" w:type="dxa"/>
+            </w:tcMar>
+          </w:tcPr>
+          <w:p>
+            <w:pPr>
+              <w:spacing w:after="0"/>
+            </w:pPr>
+            <w:r>
+              <w:rPr>
+                <w:color w:val="201E19"/>
+                <w:sz w:val="19"/>
+              </w:rPr>
+              <w:t>Expo content</w:t>
+            </w:r>
+          </w:p>
+        </w:tc>
+        <w:tc>
+          <w:tcPr>
+            <w:tcW w:type="dxa" w:w="4986"/>
+            <w:tcW w:type="dxa" w:w="3972"/>
+            <w:shd w:val="clear" w:color="auto" w:fill="FFFFFF"/>
+            <w:tcMar>
+              <w:top w:w="60" w:type="dxa"/>
+              <w:bottom w:w="60" w:type="dxa"/>
+              <w:start w:w="120" w:type="dxa"/>
+              <w:end w:w="120" w:type="dxa"/>
+            </w:tcMar>
+          </w:tcPr>
+          <w:p>
+            <w:pPr>
+              <w:spacing w:after="0"/>
+            </w:pPr>
+            <w:r>
+              <w:rPr>
+                <w:color w:val="201E19"/>
+                <w:sz w:val="19"/>
+              </w:rPr>
+              <w:t>✓ In the Portfolio</w:t>
+            </w:r>
+          </w:p>
+        </w:tc>
+      </w:tr>
+      <w:tr>
+        <w:tc>
+          <w:tcPr>
+            <w:tcW w:type="dxa" w:w="4986"/>
+            <w:tcW w:type="dxa" w:w="6000"/>
+            <w:shd w:val="clear" w:color="auto" w:fill="FFFFFF"/>
+            <w:tcMar>
+              <w:top w:w="60" w:type="dxa"/>
+              <w:bottom w:w="60" w:type="dxa"/>
+              <w:start w:w="120" w:type="dxa"/>
+              <w:end w:w="120" w:type="dxa"/>
+            </w:tcMar>
+          </w:tcPr>
+          <w:p>
+            <w:pPr>
+              <w:spacing w:after="0"/>
+            </w:pPr>
+            <w:r>
+              <w:rPr>
+                <w:color w:val="201E19"/>
+                <w:sz w:val="19"/>
+              </w:rPr>
+              <w:t>Team info doc</w:t>
+            </w:r>
+          </w:p>
+        </w:tc>
+        <w:tc>
+          <w:tcPr>
+            <w:tcW w:type="dxa" w:w="4986"/>
+            <w:tcW w:type="dxa" w:w="3972"/>
+            <w:shd w:val="clear" w:color="auto" w:fill="FFFFFF"/>
+            <w:tcMar>
+              <w:top w:w="60" w:type="dxa"/>
+              <w:bottom w:w="60" w:type="dxa"/>
+              <w:start w:w="120" w:type="dxa"/>
+              <w:end w:w="120" w:type="dxa"/>
+            </w:tcMar>
+          </w:tcPr>
+          <w:p>
+            <w:pPr>
+              <w:spacing w:after="0"/>
+            </w:pPr>
+            <w:r>
+              <w:rPr>
+                <w:color w:val="201E19"/>
+                <w:sz w:val="19"/>
+              </w:rPr>
+              <w:t>✓ In the Portfolio</w:t>
+            </w:r>
+          </w:p>
+        </w:tc>
+      </w:tr>
+    </w:tbl>
+    <w:p>
+      <w:pPr>
+        <w:spacing w:after="80"/>
+      </w:pPr>
+    </w:p>
+    <w:p>
+      <w:pPr>
+        <w:keepNext/>
+        <w:spacing w:before="160" w:after="80"/>
+      </w:pPr>
+      <w:r>
+        <w:rPr>
+          <w:b/>
+          <w:color w:val="201E19"/>
+          <w:sz w:val="23"/>
+        </w:rPr>
+        <w:t>Security folder</w:t>
+      </w:r>
+    </w:p>
+    <w:tbl>
+      <w:tblPr>
+        <w:tblW w:type="auto" w:w="0"/>
+        <w:jc w:val="center"/>
+        <w:tblLook w:firstColumn="1" w:firstRow="1" w:lastColumn="0" w:lastRow="0" w:noHBand="0" w:noVBand="1" w:val="04A0"/>
+        <w:tblBorders>
+          <w:top w:val="single" w:sz="4" w:space="0" w:color="D9D3C4"/>
+          <w:left w:val="single" w:sz="4" w:space="0" w:color="D9D3C4"/>
+          <w:bottom w:val="single" w:sz="4" w:space="0" w:color="D9D3C4"/>
+          <w:right w:val="single" w:sz="4" w:space="0" w:color="D9D3C4"/>
+          <w:insideH w:val="single" w:sz="4" w:space="0" w:color="D9D3C4"/>
+          <w:insideV w:val="single" w:sz="4" w:space="0" w:color="D9D3C4"/>
+        </w:tblBorders>
+      </w:tblPr>
+      <w:tblGrid>
+        <w:gridCol w:w="4986"/>
+        <w:gridCol w:w="4986"/>
+      </w:tblGrid>
+      <w:tr>
+        <w:tc>
+          <w:tcPr>
+            <w:tcW w:type="dxa" w:w="4986"/>
+            <w:tcW w:type="dxa" w:w="6000"/>
+            <w:shd w:val="clear" w:color="auto" w:fill="1F3D7A"/>
+            <w:tcMar>
+              <w:top w:w="60" w:type="dxa"/>
+              <w:bottom w:w="60" w:type="dxa"/>
+              <w:start w:w="120" w:type="dxa"/>
+              <w:end w:w="120" w:type="dxa"/>
+            </w:tcMar>
+          </w:tcPr>
+          <w:p>
+            <w:pPr>
+              <w:spacing w:after="0"/>
+            </w:pPr>
+            <w:r>
+              <w:rPr>
+                <w:b/>
+                <w:color w:val="FFFFFF"/>
+                <w:sz w:val="19"/>
+              </w:rPr>
+              <w:t>Item</w:t>
+            </w:r>
+          </w:p>
+        </w:tc>
+        <w:tc>
+          <w:tcPr>
+            <w:tcW w:type="dxa" w:w="4986"/>
+            <w:tcW w:type="dxa" w:w="3972"/>
+            <w:shd w:val="clear" w:color="auto" w:fill="1F3D7A"/>
+            <w:tcMar>
+              <w:top w:w="60" w:type="dxa"/>
+              <w:bottom w:w="60" w:type="dxa"/>
+              <w:start w:w="120" w:type="dxa"/>
+              <w:end w:w="120" w:type="dxa"/>
+            </w:tcMar>
+          </w:tcPr>
+          <w:p>
+            <w:pPr>
+              <w:spacing w:after="0"/>
+            </w:pPr>
+            <w:r>
+              <w:rPr>
+                <w:b/>
+                <w:color w:val="FFFFFF"/>
+                <w:sz w:val="19"/>
+              </w:rPr>
+              <w:t>Status</w:t>
+            </w:r>
+          </w:p>
+        </w:tc>
+      </w:tr>
+      <w:tr>
+        <w:tc>
+          <w:tcPr>
+            <w:tcW w:type="dxa" w:w="4986"/>
+            <w:tcW w:type="dxa" w:w="6000"/>
+            <w:shd w:val="clear" w:color="auto" w:fill="FFFFFF"/>
+            <w:tcMar>
+              <w:top w:w="60" w:type="dxa"/>
+              <w:bottom w:w="60" w:type="dxa"/>
+              <w:start w:w="120" w:type="dxa"/>
+              <w:end w:w="120" w:type="dxa"/>
+            </w:tcMar>
+          </w:tcPr>
+          <w:p>
+            <w:pPr>
+              <w:spacing w:after="0"/>
+            </w:pPr>
+            <w:r>
+              <w:rPr>
+                <w:color w:val="201E19"/>
+                <w:sz w:val="19"/>
+              </w:rPr>
+              <w:t>Security Plan</w:t>
+            </w:r>
+          </w:p>
+        </w:tc>
+        <w:tc>
+          <w:tcPr>
+            <w:tcW w:type="dxa" w:w="4986"/>
+            <w:tcW w:type="dxa" w:w="3972"/>
+            <w:shd w:val="clear" w:color="auto" w:fill="FFFFFF"/>
+            <w:tcMar>
+              <w:top w:w="60" w:type="dxa"/>
+              <w:bottom w:w="60" w:type="dxa"/>
+              <w:start w:w="120" w:type="dxa"/>
+              <w:end w:w="120" w:type="dxa"/>
+            </w:tcMar>
+          </w:tcPr>
+          <w:p>
+            <w:pPr>
+              <w:spacing w:after="0"/>
+            </w:pPr>
+            <w:r>
+              <w:rPr>
+                <w:color w:val="201E19"/>
+                <w:sz w:val="19"/>
+              </w:rPr>
+              <w:t>✓ In the Portfolio</w:t>
+            </w:r>
+          </w:p>
+        </w:tc>
+      </w:tr>
+      <w:tr>
+        <w:tc>
+          <w:tcPr>
+            <w:tcW w:type="dxa" w:w="4986"/>
+            <w:tcW w:type="dxa" w:w="6000"/>
+            <w:shd w:val="clear" w:color="auto" w:fill="FFFFFF"/>
+            <w:tcMar>
+              <w:top w:w="60" w:type="dxa"/>
+              <w:bottom w:w="60" w:type="dxa"/>
+              <w:start w:w="120" w:type="dxa"/>
+              <w:end w:w="120" w:type="dxa"/>
+            </w:tcMar>
+          </w:tcPr>
+          <w:p>
+            <w:pPr>
+              <w:spacing w:after="0"/>
+            </w:pPr>
+            <w:r>
+              <w:rPr>
+                <w:color w:val="201E19"/>
+                <w:sz w:val="19"/>
+              </w:rPr>
+              <w:t>Vulnerability Assessment Report</w:t>
+            </w:r>
+          </w:p>
+        </w:tc>
+        <w:tc>
+          <w:tcPr>
+            <w:tcW w:type="dxa" w:w="4986"/>
+            <w:tcW w:type="dxa" w:w="3972"/>
+            <w:shd w:val="clear" w:color="auto" w:fill="FFFFFF"/>
+            <w:tcMar>
+              <w:top w:w="60" w:type="dxa"/>
+              <w:bottom w:w="60" w:type="dxa"/>
+              <w:start w:w="120" w:type="dxa"/>
+              <w:end w:w="120" w:type="dxa"/>
+            </w:tcMar>
+          </w:tcPr>
+          <w:p>
+            <w:pPr>
+              <w:spacing w:after="0"/>
+            </w:pPr>
+            <w:r>
+              <w:rPr>
+                <w:color w:val="201E19"/>
+                <w:sz w:val="19"/>
+              </w:rPr>
+              <w:t>✓ In the Portfolio</w:t>
+            </w:r>
+          </w:p>
+        </w:tc>
+      </w:tr>
+    </w:tbl>
+    <w:p>
+      <w:pPr>
+        <w:spacing w:after="80"/>
+      </w:pPr>
+    </w:p>
+    <w:p>
+      <w:pPr>
+        <w:keepNext/>
+        <w:spacing w:before="160" w:after="80"/>
+      </w:pPr>
+      <w:r>
+        <w:rPr>
+          <w:b/>
+          <w:color w:val="201E19"/>
+          <w:sz w:val="23"/>
+        </w:rPr>
+        <w:t>Handover Documents</w:t>
+      </w:r>
+    </w:p>
+    <w:tbl>
+      <w:tblPr>
+        <w:tblW w:type="auto" w:w="0"/>
+        <w:jc w:val="center"/>
+        <w:tblLook w:firstColumn="1" w:firstRow="1" w:lastColumn="0" w:lastRow="0" w:noHBand="0" w:noVBand="1" w:val="04A0"/>
+        <w:tblBorders>
+          <w:top w:val="single" w:sz="4" w:space="0" w:color="D9D3C4"/>
+          <w:left w:val="single" w:sz="4" w:space="0" w:color="D9D3C4"/>
+          <w:bottom w:val="single" w:sz="4" w:space="0" w:color="D9D3C4"/>
+          <w:right w:val="single" w:sz="4" w:space="0" w:color="D9D3C4"/>
+          <w:insideH w:val="single" w:sz="4" w:space="0" w:color="D9D3C4"/>
+          <w:insideV w:val="single" w:sz="4" w:space="0" w:color="D9D3C4"/>
+        </w:tblBorders>
+      </w:tblPr>
+      <w:tblGrid>
+        <w:gridCol w:w="4986"/>
+        <w:gridCol w:w="4986"/>
+      </w:tblGrid>
+      <w:tr>
+        <w:tc>
+          <w:tcPr>
+            <w:tcW w:type="dxa" w:w="4986"/>
+            <w:tcW w:type="dxa" w:w="4000"/>
+            <w:shd w:val="clear" w:color="auto" w:fill="1F3D7A"/>
+            <w:tcMar>
+              <w:top w:w="60" w:type="dxa"/>
+              <w:bottom w:w="60" w:type="dxa"/>
+              <w:start w:w="120" w:type="dxa"/>
+              <w:end w:w="120" w:type="dxa"/>
+            </w:tcMar>
+          </w:tcPr>
+          <w:p>
+            <w:pPr>
+              <w:spacing w:after="0"/>
+            </w:pPr>
+            <w:r>
+              <w:rPr>
+                <w:b/>
+                <w:color w:val="FFFFFF"/>
+                <w:sz w:val="19"/>
+              </w:rPr>
+              <w:t>Item</w:t>
+            </w:r>
+          </w:p>
+        </w:tc>
+        <w:tc>
+          <w:tcPr>
+            <w:tcW w:type="dxa" w:w="4986"/>
+            <w:tcW w:type="dxa" w:w="5972"/>
+            <w:shd w:val="clear" w:color="auto" w:fill="1F3D7A"/>
+            <w:tcMar>
+              <w:top w:w="60" w:type="dxa"/>
+              <w:bottom w:w="60" w:type="dxa"/>
+              <w:start w:w="120" w:type="dxa"/>
+              <w:end w:w="120" w:type="dxa"/>
+            </w:tcMar>
+          </w:tcPr>
+          <w:p>
+            <w:pPr>
+              <w:spacing w:after="0"/>
+            </w:pPr>
+            <w:r>
+              <w:rPr>
+                <w:b/>
+                <w:color w:val="FFFFFF"/>
+                <w:sz w:val="19"/>
+              </w:rPr>
+              <w:t>Status / location</w:t>
+            </w:r>
+          </w:p>
+        </w:tc>
+      </w:tr>
+      <w:tr>
+        <w:tc>
+          <w:tcPr>
+            <w:tcW w:type="dxa" w:w="4986"/>
+            <w:tcW w:type="dxa" w:w="4000"/>
+            <w:shd w:val="clear" w:color="auto" w:fill="FFFFFF"/>
+            <w:tcMar>
+              <w:top w:w="60" w:type="dxa"/>
+              <w:bottom w:w="60" w:type="dxa"/>
+              <w:start w:w="120" w:type="dxa"/>
+              <w:end w:w="120" w:type="dxa"/>
+            </w:tcMar>
+          </w:tcPr>
+          <w:p>
+            <w:pPr>
+              <w:spacing w:after="0"/>
+            </w:pPr>
+            <w:r>
+              <w:rPr>
+                <w:color w:val="201E19"/>
+                <w:sz w:val="19"/>
+              </w:rPr>
+              <w:t>Documentation -- Product Document</w:t>
+            </w:r>
+          </w:p>
+        </w:tc>
+        <w:tc>
+          <w:tcPr>
+            <w:tcW w:type="dxa" w:w="4986"/>
+            <w:tcW w:type="dxa" w:w="5972"/>
+            <w:shd w:val="clear" w:color="auto" w:fill="FFFFFF"/>
+            <w:tcMar>
+              <w:top w:w="60" w:type="dxa"/>
+              <w:bottom w:w="60" w:type="dxa"/>
+              <w:start w:w="120" w:type="dxa"/>
+              <w:end w:w="120" w:type="dxa"/>
+            </w:tcMar>
+          </w:tcPr>
+          <w:p>
+            <w:pPr>
+              <w:spacing w:after="0"/>
+            </w:pPr>
+            <w:r>
+              <w:rPr>
+                <w:color w:val="201E19"/>
+                <w:sz w:val="19"/>
+              </w:rPr>
+              <w:t>✓ In the Portfolio (01-Product-Document.docx)</w:t>
+            </w:r>
+          </w:p>
+        </w:tc>
+      </w:tr>
+      <w:tr>
+        <w:tc>
+          <w:tcPr>
+            <w:tcW w:type="dxa" w:w="4986"/>
+            <w:tcW w:type="dxa" w:w="4000"/>
+            <w:shd w:val="clear" w:color="auto" w:fill="FFFFFF"/>
+            <w:tcMar>
+              <w:top w:w="60" w:type="dxa"/>
+              <w:bottom w:w="60" w:type="dxa"/>
+              <w:start w:w="120" w:type="dxa"/>
+              <w:end w:w="120" w:type="dxa"/>
+            </w:tcMar>
+          </w:tcPr>
+          <w:p>
+            <w:pPr>
+              <w:spacing w:after="0"/>
+            </w:pPr>
+            <w:r>
+              <w:rPr>
+                <w:color w:val="201E19"/>
+                <w:sz w:val="19"/>
+              </w:rPr>
+              <w:t>Documentation -- Support Document</w:t>
+            </w:r>
+          </w:p>
+        </w:tc>
+        <w:tc>
+          <w:tcPr>
+            <w:tcW w:type="dxa" w:w="4986"/>
+            <w:tcW w:type="dxa" w:w="5972"/>
+            <w:shd w:val="clear" w:color="auto" w:fill="FFFFFF"/>
+            <w:tcMar>
+              <w:top w:w="60" w:type="dxa"/>
+              <w:bottom w:w="60" w:type="dxa"/>
+              <w:start w:w="120" w:type="dxa"/>
+              <w:end w:w="120" w:type="dxa"/>
+            </w:tcMar>
+          </w:tcPr>
+          <w:p>
+            <w:pPr>
+              <w:spacing w:after="0"/>
+            </w:pPr>
+            <w:r>
+              <w:rPr>
+                <w:color w:val="201E19"/>
+                <w:sz w:val="19"/>
+              </w:rPr>
+              <w:t>✓ In the Portfolio (02-Support-Document.docx)</w:t>
+            </w:r>
+          </w:p>
+        </w:tc>
+      </w:tr>
+      <w:tr>
+        <w:tc>
+          <w:tcPr>
+            <w:tcW w:type="dxa" w:w="4986"/>
+            <w:tcW w:type="dxa" w:w="4000"/>
+            <w:shd w:val="clear" w:color="auto" w:fill="FFFFFF"/>
+            <w:tcMar>
+              <w:top w:w="60" w:type="dxa"/>
+              <w:bottom w:w="60" w:type="dxa"/>
+              <w:start w:w="120" w:type="dxa"/>
+              <w:end w:w="120" w:type="dxa"/>
+            </w:tcMar>
+          </w:tcPr>
+          <w:p>
+            <w:pPr>
+              <w:spacing w:after="0"/>
+            </w:pPr>
+            <w:r>
+              <w:rPr>
+                <w:color w:val="201E19"/>
+                <w:sz w:val="19"/>
+              </w:rPr>
+              <w:t>Documentation -- Maintenance Document</w:t>
+            </w:r>
+          </w:p>
+        </w:tc>
+        <w:tc>
+          <w:tcPr>
+            <w:tcW w:type="dxa" w:w="4986"/>
+            <w:tcW w:type="dxa" w:w="5972"/>
+            <w:shd w:val="clear" w:color="auto" w:fill="FFFFFF"/>
+            <w:tcMar>
+              <w:top w:w="60" w:type="dxa"/>
+              <w:bottom w:w="60" w:type="dxa"/>
+              <w:start w:w="120" w:type="dxa"/>
+              <w:end w:w="120" w:type="dxa"/>
+            </w:tcMar>
+          </w:tcPr>
+          <w:p>
+            <w:pPr>
+              <w:spacing w:after="0"/>
+            </w:pPr>
+            <w:r>
+              <w:rPr>
+                <w:color w:val="201E19"/>
+                <w:sz w:val="19"/>
+              </w:rPr>
+              <w:t>✓ In the Portfolio (03-Maintenance-Document.docx)</w:t>
+            </w:r>
+          </w:p>
+        </w:tc>
+      </w:tr>
+      <w:tr>
+        <w:tc>
+          <w:tcPr>
+            <w:tcW w:type="dxa" w:w="4986"/>
+            <w:tcW w:type="dxa" w:w="4000"/>
+            <w:shd w:val="clear" w:color="auto" w:fill="FFFFFF"/>
+            <w:tcMar>
+              <w:top w:w="60" w:type="dxa"/>
+              <w:bottom w:w="60" w:type="dxa"/>
+              <w:start w:w="120" w:type="dxa"/>
+              <w:end w:w="120" w:type="dxa"/>
+            </w:tcMar>
+          </w:tcPr>
+          <w:p>
+            <w:pPr>
+              <w:spacing w:after="0"/>
+            </w:pPr>
+            <w:r>
+              <w:rPr>
+                <w:color w:val="201E19"/>
+                <w:sz w:val="19"/>
+              </w:rPr>
+              <w:t>Code -- backup</w:t>
+            </w:r>
+          </w:p>
+        </w:tc>
+        <w:tc>
+          <w:tcPr>
+            <w:tcW w:type="dxa" w:w="4986"/>
+            <w:tcW w:type="dxa" w:w="5972"/>
+            <w:shd w:val="clear" w:color="auto" w:fill="FFFFFF"/>
+            <w:tcMar>
+              <w:top w:w="60" w:type="dxa"/>
+              <w:bottom w:w="60" w:type="dxa"/>
+              <w:start w:w="120" w:type="dxa"/>
+              <w:end w:w="120" w:type="dxa"/>
+            </w:tcMar>
+          </w:tcPr>
+          <w:p>
+            <w:pPr>
+              <w:spacing w:after="0"/>
+            </w:pPr>
+            <w:r>
+              <w:rPr>
+                <w:color w:val="201E19"/>
+                <w:sz w:val="19"/>
+              </w:rPr>
+              <w:t>GitHub repository: https://github.com/randlyoyo/FIT5120-TE38-SignLanguage; avatar build scripts: HandMirror-avatar-build-scripts.zip</w:t>
+            </w:r>
+          </w:p>
+        </w:tc>
+      </w:tr>
+    </w:tbl>
+    <w:p>
+      <w:pPr>
+        <w:spacing w:after="80"/>
+      </w:pPr>
+    </w:p>
+    <w:p>
+      <w:pPr>
+        <w:keepNext/>
         <w:spacing w:before="280" w:after="120"/>
       </w:pPr>
       <w:r>
@@ -920,13 +3546,16 @@
             <w:tcW w:type="dxa" w:w="3800"/>
             <w:shd w:val="clear" w:color="auto" w:fill="1F3D7A"/>
             <w:tcMar>
-              <w:top w:w="100" w:type="dxa"/>
-              <w:bottom w:w="100" w:type="dxa"/>
-              <w:start w:w="140" w:type="dxa"/>
-              <w:end w:w="140" w:type="dxa"/>
+              <w:top w:w="60" w:type="dxa"/>
+              <w:bottom w:w="60" w:type="dxa"/>
+              <w:start w:w="120" w:type="dxa"/>
+              <w:end w:w="120" w:type="dxa"/>
             </w:tcMar>
           </w:tcPr>
           <w:p>
+            <w:pPr>
+              <w:spacing w:after="0"/>
+            </w:pPr>
             <w:r>
               <w:rPr>
                 <w:b/>
@@ -943,13 +3572,16 @@
             <w:tcW w:type="dxa" w:w="3800"/>
             <w:shd w:val="clear" w:color="auto" w:fill="1F3D7A"/>
             <w:tcMar>
-              <w:top w:w="100" w:type="dxa"/>
-              <w:bottom w:w="100" w:type="dxa"/>
-              <w:start w:w="140" w:type="dxa"/>
-              <w:end w:w="140" w:type="dxa"/>
+              <w:top w:w="60" w:type="dxa"/>
+              <w:bottom w:w="60" w:type="dxa"/>
+              <w:start w:w="120" w:type="dxa"/>
+              <w:end w:w="120" w:type="dxa"/>
             </w:tcMar>
           </w:tcPr>
           <w:p>
+            <w:pPr>
+              <w:spacing w:after="0"/>
+            </w:pPr>
             <w:r>
               <w:rPr>
                 <w:b/>
@@ -966,13 +3598,16 @@
             <w:tcW w:type="dxa" w:w="2372"/>
             <w:shd w:val="clear" w:color="auto" w:fill="1F3D7A"/>
             <w:tcMar>
-              <w:top w:w="100" w:type="dxa"/>
-              <w:bottom w:w="100" w:type="dxa"/>
-              <w:start w:w="140" w:type="dxa"/>
-              <w:end w:w="140" w:type="dxa"/>
+              <w:top w:w="60" w:type="dxa"/>
+              <w:bottom w:w="60" w:type="dxa"/>
+              <w:start w:w="120" w:type="dxa"/>
+              <w:end w:w="120" w:type="dxa"/>
             </w:tcMar>
           </w:tcPr>
           <w:p>
+            <w:pPr>
+              <w:spacing w:after="0"/>
+            </w:pPr>
             <w:r>
               <w:rPr>
                 <w:b/>
@@ -991,13 +3626,16 @@
             <w:tcW w:type="dxa" w:w="3800"/>
             <w:shd w:val="clear" w:color="auto" w:fill="FFFFFF"/>
             <w:tcMar>
-              <w:top w:w="100" w:type="dxa"/>
-              <w:bottom w:w="100" w:type="dxa"/>
-              <w:start w:w="140" w:type="dxa"/>
-              <w:end w:w="140" w:type="dxa"/>
+              <w:top w:w="60" w:type="dxa"/>
+              <w:bottom w:w="60" w:type="dxa"/>
+              <w:start w:w="120" w:type="dxa"/>
+              <w:end w:w="120" w:type="dxa"/>
             </w:tcMar>
           </w:tcPr>
           <w:p>
+            <w:pPr>
+              <w:spacing w:after="0"/>
+            </w:pPr>
             <w:r>
               <w:rPr>
                 <w:color w:val="201E19"/>
@@ -1013,13 +3651,16 @@
             <w:tcW w:type="dxa" w:w="3800"/>
             <w:shd w:val="clear" w:color="auto" w:fill="FFFFFF"/>
             <w:tcMar>
-              <w:top w:w="100" w:type="dxa"/>
-              <w:bottom w:w="100" w:type="dxa"/>
-              <w:start w:w="140" w:type="dxa"/>
-              <w:end w:w="140" w:type="dxa"/>
+              <w:top w:w="60" w:type="dxa"/>
+              <w:bottom w:w="60" w:type="dxa"/>
+              <w:start w:w="120" w:type="dxa"/>
+              <w:end w:w="120" w:type="dxa"/>
             </w:tcMar>
           </w:tcPr>
           <w:p>
+            <w:pPr>
+              <w:spacing w:after="0"/>
+            </w:pPr>
             <w:r>
               <w:rPr>
                 <w:color w:val="201E19"/>
@@ -1034,13 +3675,16 @@
             <w:tcW w:type="dxa" w:w="2372"/>
             <w:shd w:val="clear" w:color="auto" w:fill="FFFFFF"/>
             <w:tcMar>
-              <w:top w:w="100" w:type="dxa"/>
-              <w:bottom w:w="100" w:type="dxa"/>
-              <w:start w:w="140" w:type="dxa"/>
-              <w:end w:w="140" w:type="dxa"/>
+              <w:top w:w="60" w:type="dxa"/>
+              <w:bottom w:w="60" w:type="dxa"/>
+              <w:start w:w="120" w:type="dxa"/>
+              <w:end w:w="120" w:type="dxa"/>
             </w:tcMar>
           </w:tcPr>
           <w:p>
+            <w:pPr>
+              <w:spacing w:after="0"/>
+            </w:pPr>
             <w:r>
               <w:rPr>
                 <w:color w:val="201E19"/>
@@ -1057,13 +3701,16 @@
             <w:tcW w:type="dxa" w:w="3800"/>
             <w:shd w:val="clear" w:color="auto" w:fill="FFFFFF"/>
             <w:tcMar>
-              <w:top w:w="100" w:type="dxa"/>
-              <w:bottom w:w="100" w:type="dxa"/>
-              <w:start w:w="140" w:type="dxa"/>
-              <w:end w:w="140" w:type="dxa"/>
+              <w:top w:w="60" w:type="dxa"/>
+              <w:bottom w:w="60" w:type="dxa"/>
+              <w:start w:w="120" w:type="dxa"/>
+              <w:end w:w="120" w:type="dxa"/>
             </w:tcMar>
           </w:tcPr>
           <w:p>
+            <w:pPr>
+              <w:spacing w:after="0"/>
+            </w:pPr>
             <w:r>
               <w:rPr>
                 <w:color w:val="201E19"/>
@@ -1079,13 +3726,16 @@
             <w:tcW w:type="dxa" w:w="3800"/>
             <w:shd w:val="clear" w:color="auto" w:fill="FFFFFF"/>
             <w:tcMar>
-              <w:top w:w="100" w:type="dxa"/>
-              <w:bottom w:w="100" w:type="dxa"/>
-              <w:start w:w="140" w:type="dxa"/>
-              <w:end w:w="140" w:type="dxa"/>
+              <w:top w:w="60" w:type="dxa"/>
+              <w:bottom w:w="60" w:type="dxa"/>
+              <w:start w:w="120" w:type="dxa"/>
+              <w:end w:w="120" w:type="dxa"/>
             </w:tcMar>
           </w:tcPr>
           <w:p>
+            <w:pPr>
+              <w:spacing w:after="0"/>
+            </w:pPr>
             <w:r>
               <w:rPr>
                 <w:color w:val="201E19"/>
@@ -1100,13 +3750,16 @@
             <w:tcW w:type="dxa" w:w="2372"/>
             <w:shd w:val="clear" w:color="auto" w:fill="FFFFFF"/>
             <w:tcMar>
-              <w:top w:w="100" w:type="dxa"/>
-              <w:bottom w:w="100" w:type="dxa"/>
-              <w:start w:w="140" w:type="dxa"/>
-              <w:end w:w="140" w:type="dxa"/>
+              <w:top w:w="60" w:type="dxa"/>
+              <w:bottom w:w="60" w:type="dxa"/>
+              <w:start w:w="120" w:type="dxa"/>
+              <w:end w:w="120" w:type="dxa"/>
             </w:tcMar>
           </w:tcPr>
           <w:p>
+            <w:pPr>
+              <w:spacing w:after="0"/>
+            </w:pPr>
             <w:r>
               <w:rPr>
                 <w:color w:val="201E19"/>
@@ -1123,13 +3776,16 @@
             <w:tcW w:type="dxa" w:w="3800"/>
             <w:shd w:val="clear" w:color="auto" w:fill="FFFFFF"/>
             <w:tcMar>
-              <w:top w:w="100" w:type="dxa"/>
-              <w:bottom w:w="100" w:type="dxa"/>
-              <w:start w:w="140" w:type="dxa"/>
-              <w:end w:w="140" w:type="dxa"/>
+              <w:top w:w="60" w:type="dxa"/>
+              <w:bottom w:w="60" w:type="dxa"/>
+              <w:start w:w="120" w:type="dxa"/>
+              <w:end w:w="120" w:type="dxa"/>
             </w:tcMar>
           </w:tcPr>
           <w:p>
+            <w:pPr>
+              <w:spacing w:after="0"/>
+            </w:pPr>
             <w:r>
               <w:rPr>
                 <w:color w:val="201E19"/>
@@ -1145,13 +3801,16 @@
             <w:tcW w:type="dxa" w:w="3800"/>
             <w:shd w:val="clear" w:color="auto" w:fill="FFFFFF"/>
             <w:tcMar>
-              <w:top w:w="100" w:type="dxa"/>
-              <w:bottom w:w="100" w:type="dxa"/>
-              <w:start w:w="140" w:type="dxa"/>
-              <w:end w:w="140" w:type="dxa"/>
+              <w:top w:w="60" w:type="dxa"/>
+              <w:bottom w:w="60" w:type="dxa"/>
+              <w:start w:w="120" w:type="dxa"/>
+              <w:end w:w="120" w:type="dxa"/>
             </w:tcMar>
           </w:tcPr>
           <w:p>
+            <w:pPr>
+              <w:spacing w:after="0"/>
+            </w:pPr>
             <w:r>
               <w:rPr>
                 <w:color w:val="201E19"/>
@@ -1166,13 +3825,16 @@
             <w:tcW w:type="dxa" w:w="2372"/>
             <w:shd w:val="clear" w:color="auto" w:fill="FFFFFF"/>
             <w:tcMar>
-              <w:top w:w="100" w:type="dxa"/>
-              <w:bottom w:w="100" w:type="dxa"/>
-              <w:start w:w="140" w:type="dxa"/>
-              <w:end w:w="140" w:type="dxa"/>
+              <w:top w:w="60" w:type="dxa"/>
+              <w:bottom w:w="60" w:type="dxa"/>
+              <w:start w:w="120" w:type="dxa"/>
+              <w:end w:w="120" w:type="dxa"/>
             </w:tcMar>
           </w:tcPr>
           <w:p>
+            <w:pPr>
+              <w:spacing w:after="0"/>
+            </w:pPr>
             <w:r>
               <w:rPr>
                 <w:color w:val="201E19"/>
@@ -1189,13 +3851,16 @@
             <w:tcW w:type="dxa" w:w="3800"/>
             <w:shd w:val="clear" w:color="auto" w:fill="FFFFFF"/>
             <w:tcMar>
-              <w:top w:w="100" w:type="dxa"/>
-              <w:bottom w:w="100" w:type="dxa"/>
-              <w:start w:w="140" w:type="dxa"/>
-              <w:end w:w="140" w:type="dxa"/>
+              <w:top w:w="60" w:type="dxa"/>
+              <w:bottom w:w="60" w:type="dxa"/>
+              <w:start w:w="120" w:type="dxa"/>
+              <w:end w:w="120" w:type="dxa"/>
             </w:tcMar>
           </w:tcPr>
           <w:p>
+            <w:pPr>
+              <w:spacing w:after="0"/>
+            </w:pPr>
             <w:r>
               <w:rPr>
                 <w:color w:val="201E19"/>
@@ -1211,13 +3876,16 @@
             <w:tcW w:type="dxa" w:w="3800"/>
             <w:shd w:val="clear" w:color="auto" w:fill="FFFFFF"/>
             <w:tcMar>
-              <w:top w:w="100" w:type="dxa"/>
-              <w:bottom w:w="100" w:type="dxa"/>
-              <w:start w:w="140" w:type="dxa"/>
-              <w:end w:w="140" w:type="dxa"/>
+              <w:top w:w="60" w:type="dxa"/>
+              <w:bottom w:w="60" w:type="dxa"/>
+              <w:start w:w="120" w:type="dxa"/>
+              <w:end w:w="120" w:type="dxa"/>
             </w:tcMar>
           </w:tcPr>
           <w:p>
+            <w:pPr>
+              <w:spacing w:after="0"/>
+            </w:pPr>
             <w:r>
               <w:rPr>
                 <w:color w:val="201E19"/>
@@ -1232,13 +3900,16 @@
             <w:tcW w:type="dxa" w:w="2372"/>
             <w:shd w:val="clear" w:color="auto" w:fill="FFFFFF"/>
             <w:tcMar>
-              <w:top w:w="100" w:type="dxa"/>
-              <w:bottom w:w="100" w:type="dxa"/>
-              <w:start w:w="140" w:type="dxa"/>
-              <w:end w:w="140" w:type="dxa"/>
+              <w:top w:w="60" w:type="dxa"/>
+              <w:bottom w:w="60" w:type="dxa"/>
+              <w:start w:w="120" w:type="dxa"/>
+              <w:end w:w="120" w:type="dxa"/>
             </w:tcMar>
           </w:tcPr>
           <w:p>
+            <w:pPr>
+              <w:spacing w:after="0"/>
+            </w:pPr>
             <w:r>
               <w:rPr>
                 <w:color w:val="201E19"/>
@@ -1255,13 +3926,16 @@
             <w:tcW w:type="dxa" w:w="3800"/>
             <w:shd w:val="clear" w:color="auto" w:fill="FFFFFF"/>
             <w:tcMar>
-              <w:top w:w="100" w:type="dxa"/>
-              <w:bottom w:w="100" w:type="dxa"/>
-              <w:start w:w="140" w:type="dxa"/>
-              <w:end w:w="140" w:type="dxa"/>
+              <w:top w:w="60" w:type="dxa"/>
+              <w:bottom w:w="60" w:type="dxa"/>
+              <w:start w:w="120" w:type="dxa"/>
+              <w:end w:w="120" w:type="dxa"/>
             </w:tcMar>
           </w:tcPr>
           <w:p>
+            <w:pPr>
+              <w:spacing w:after="0"/>
+            </w:pPr>
             <w:r>
               <w:rPr>
                 <w:color w:val="201E19"/>
@@ -1277,13 +3951,16 @@
             <w:tcW w:type="dxa" w:w="3800"/>
             <w:shd w:val="clear" w:color="auto" w:fill="FFFFFF"/>
             <w:tcMar>
-              <w:top w:w="100" w:type="dxa"/>
-              <w:bottom w:w="100" w:type="dxa"/>
-              <w:start w:w="140" w:type="dxa"/>
-              <w:end w:w="140" w:type="dxa"/>
+              <w:top w:w="60" w:type="dxa"/>
+              <w:bottom w:w="60" w:type="dxa"/>
+              <w:start w:w="120" w:type="dxa"/>
+              <w:end w:w="120" w:type="dxa"/>
             </w:tcMar>
           </w:tcPr>
           <w:p>
+            <w:pPr>
+              <w:spacing w:after="0"/>
+            </w:pPr>
             <w:r>
               <w:rPr>
                 <w:color w:val="201E19"/>
@@ -1298,13 +3975,16 @@
             <w:tcW w:type="dxa" w:w="2372"/>
             <w:shd w:val="clear" w:color="auto" w:fill="FFFFFF"/>
             <w:tcMar>
-              <w:top w:w="100" w:type="dxa"/>
-              <w:bottom w:w="100" w:type="dxa"/>
-              <w:start w:w="140" w:type="dxa"/>
-              <w:end w:w="140" w:type="dxa"/>
+              <w:top w:w="60" w:type="dxa"/>
+              <w:bottom w:w="60" w:type="dxa"/>
+              <w:start w:w="120" w:type="dxa"/>
+              <w:end w:w="120" w:type="dxa"/>
             </w:tcMar>
           </w:tcPr>
           <w:p>
+            <w:pPr>
+              <w:spacing w:after="0"/>
+            </w:pPr>
             <w:r>
               <w:rPr>
                 <w:color w:val="201E19"/>
@@ -1321,13 +4001,16 @@
             <w:tcW w:type="dxa" w:w="3800"/>
             <w:shd w:val="clear" w:color="auto" w:fill="FFFFFF"/>
             <w:tcMar>
-              <w:top w:w="100" w:type="dxa"/>
-              <w:bottom w:w="100" w:type="dxa"/>
-              <w:start w:w="140" w:type="dxa"/>
-              <w:end w:w="140" w:type="dxa"/>
+              <w:top w:w="60" w:type="dxa"/>
+              <w:bottom w:w="60" w:type="dxa"/>
+              <w:start w:w="120" w:type="dxa"/>
+              <w:end w:w="120" w:type="dxa"/>
             </w:tcMar>
           </w:tcPr>
           <w:p>
+            <w:pPr>
+              <w:spacing w:after="0"/>
+            </w:pPr>
             <w:r>
               <w:rPr>
                 <w:color w:val="201E19"/>
@@ -1343,13 +4026,16 @@
             <w:tcW w:type="dxa" w:w="3800"/>
             <w:shd w:val="clear" w:color="auto" w:fill="FFFFFF"/>
             <w:tcMar>
-              <w:top w:w="100" w:type="dxa"/>
-              <w:bottom w:w="100" w:type="dxa"/>
-              <w:start w:w="140" w:type="dxa"/>
-              <w:end w:w="140" w:type="dxa"/>
+              <w:top w:w="60" w:type="dxa"/>
+              <w:bottom w:w="60" w:type="dxa"/>
+              <w:start w:w="120" w:type="dxa"/>
+              <w:end w:w="120" w:type="dxa"/>
             </w:tcMar>
           </w:tcPr>
           <w:p>
+            <w:pPr>
+              <w:spacing w:after="0"/>
+            </w:pPr>
             <w:r>
               <w:rPr>
                 <w:color w:val="201E19"/>
@@ -1364,13 +4050,16 @@
             <w:tcW w:type="dxa" w:w="2372"/>
             <w:shd w:val="clear" w:color="auto" w:fill="FFFFFF"/>
             <w:tcMar>
-              <w:top w:w="100" w:type="dxa"/>
-              <w:bottom w:w="100" w:type="dxa"/>
-              <w:start w:w="140" w:type="dxa"/>
-              <w:end w:w="140" w:type="dxa"/>
+              <w:top w:w="60" w:type="dxa"/>
+              <w:bottom w:w="60" w:type="dxa"/>
+              <w:start w:w="120" w:type="dxa"/>
+              <w:end w:w="120" w:type="dxa"/>
             </w:tcMar>
           </w:tcPr>
           <w:p>
+            <w:pPr>
+              <w:spacing w:after="0"/>
+            </w:pPr>
             <w:r>
               <w:rPr>
                 <w:color w:val="201E19"/>
@@ -1388,6 +4077,7 @@
     </w:p>
     <w:p>
       <w:pPr>
+        <w:keepNext/>
         <w:spacing w:before="160" w:after="80"/>
       </w:pPr>
       <w:r>
@@ -1425,13 +4115,16 @@
             <w:tcW w:type="dxa" w:w="3800"/>
             <w:shd w:val="clear" w:color="auto" w:fill="1F3D7A"/>
             <w:tcMar>
-              <w:top w:w="100" w:type="dxa"/>
-              <w:bottom w:w="100" w:type="dxa"/>
-              <w:start w:w="140" w:type="dxa"/>
-              <w:end w:w="140" w:type="dxa"/>
+              <w:top w:w="60" w:type="dxa"/>
+              <w:bottom w:w="60" w:type="dxa"/>
+              <w:start w:w="120" w:type="dxa"/>
+              <w:end w:w="120" w:type="dxa"/>
             </w:tcMar>
           </w:tcPr>
           <w:p>
+            <w:pPr>
+              <w:spacing w:after="0"/>
+            </w:pPr>
             <w:r>
               <w:rPr>
                 <w:b/>
@@ -1448,13 +4141,16 @@
             <w:tcW w:type="dxa" w:w="3800"/>
             <w:shd w:val="clear" w:color="auto" w:fill="1F3D7A"/>
             <w:tcMar>
-              <w:top w:w="100" w:type="dxa"/>
-              <w:bottom w:w="100" w:type="dxa"/>
-              <w:start w:w="140" w:type="dxa"/>
-              <w:end w:w="140" w:type="dxa"/>
+              <w:top w:w="60" w:type="dxa"/>
+              <w:bottom w:w="60" w:type="dxa"/>
+              <w:start w:w="120" w:type="dxa"/>
+              <w:end w:w="120" w:type="dxa"/>
             </w:tcMar>
           </w:tcPr>
           <w:p>
+            <w:pPr>
+              <w:spacing w:after="0"/>
+            </w:pPr>
             <w:r>
               <w:rPr>
                 <w:b/>
@@ -1471,13 +4167,16 @@
             <w:tcW w:type="dxa" w:w="2372"/>
             <w:shd w:val="clear" w:color="auto" w:fill="1F3D7A"/>
             <w:tcMar>
-              <w:top w:w="100" w:type="dxa"/>
-              <w:bottom w:w="100" w:type="dxa"/>
-              <w:start w:w="140" w:type="dxa"/>
-              <w:end w:w="140" w:type="dxa"/>
+              <w:top w:w="60" w:type="dxa"/>
+              <w:bottom w:w="60" w:type="dxa"/>
+              <w:start w:w="120" w:type="dxa"/>
+              <w:end w:w="120" w:type="dxa"/>
             </w:tcMar>
           </w:tcPr>
           <w:p>
+            <w:pPr>
+              <w:spacing w:after="0"/>
+            </w:pPr>
             <w:r>
               <w:rPr>
                 <w:b/>
@@ -1496,13 +4195,16 @@
             <w:tcW w:type="dxa" w:w="3800"/>
             <w:shd w:val="clear" w:color="auto" w:fill="FFFFFF"/>
             <w:tcMar>
-              <w:top w:w="100" w:type="dxa"/>
-              <w:bottom w:w="100" w:type="dxa"/>
-              <w:start w:w="140" w:type="dxa"/>
-              <w:end w:w="140" w:type="dxa"/>
+              <w:top w:w="60" w:type="dxa"/>
+              <w:bottom w:w="60" w:type="dxa"/>
+              <w:start w:w="120" w:type="dxa"/>
+              <w:end w:w="120" w:type="dxa"/>
             </w:tcMar>
           </w:tcPr>
           <w:p>
+            <w:pPr>
+              <w:spacing w:after="0"/>
+            </w:pPr>
             <w:r>
               <w:rPr>
                 <w:color w:val="201E19"/>
@@ -1518,13 +4220,16 @@
             <w:tcW w:type="dxa" w:w="3800"/>
             <w:shd w:val="clear" w:color="auto" w:fill="FFFFFF"/>
             <w:tcMar>
-              <w:top w:w="100" w:type="dxa"/>
-              <w:bottom w:w="100" w:type="dxa"/>
-              <w:start w:w="140" w:type="dxa"/>
-              <w:end w:w="140" w:type="dxa"/>
+              <w:top w:w="60" w:type="dxa"/>
+              <w:bottom w:w="60" w:type="dxa"/>
+              <w:start w:w="120" w:type="dxa"/>
+              <w:end w:w="120" w:type="dxa"/>
             </w:tcMar>
           </w:tcPr>
           <w:p>
+            <w:pPr>
+              <w:spacing w:after="0"/>
+            </w:pPr>
             <w:r>
               <w:rPr>
                 <w:color w:val="201E19"/>
@@ -1539,13 +4244,16 @@
             <w:tcW w:type="dxa" w:w="2372"/>
             <w:shd w:val="clear" w:color="auto" w:fill="FFFFFF"/>
             <w:tcMar>
-              <w:top w:w="100" w:type="dxa"/>
-              <w:bottom w:w="100" w:type="dxa"/>
-              <w:start w:w="140" w:type="dxa"/>
-              <w:end w:w="140" w:type="dxa"/>
+              <w:top w:w="60" w:type="dxa"/>
+              <w:bottom w:w="60" w:type="dxa"/>
+              <w:start w:w="120" w:type="dxa"/>
+              <w:end w:w="120" w:type="dxa"/>
             </w:tcMar>
           </w:tcPr>
           <w:p>
+            <w:pPr>
+              <w:spacing w:after="0"/>
+            </w:pPr>
             <w:r>
               <w:rPr>
                 <w:color w:val="201E19"/>
@@ -1562,13 +4270,16 @@
             <w:tcW w:type="dxa" w:w="3800"/>
             <w:shd w:val="clear" w:color="auto" w:fill="FFFFFF"/>
             <w:tcMar>
-              <w:top w:w="100" w:type="dxa"/>
-              <w:bottom w:w="100" w:type="dxa"/>
-              <w:start w:w="140" w:type="dxa"/>
-              <w:end w:w="140" w:type="dxa"/>
+              <w:top w:w="60" w:type="dxa"/>
+              <w:bottom w:w="60" w:type="dxa"/>
+              <w:start w:w="120" w:type="dxa"/>
+              <w:end w:w="120" w:type="dxa"/>
             </w:tcMar>
           </w:tcPr>
           <w:p>
+            <w:pPr>
+              <w:spacing w:after="0"/>
+            </w:pPr>
             <w:r>
               <w:rPr>
                 <w:color w:val="201E19"/>
@@ -1584,13 +4295,16 @@
             <w:tcW w:type="dxa" w:w="3800"/>
             <w:shd w:val="clear" w:color="auto" w:fill="FFFFFF"/>
             <w:tcMar>
-              <w:top w:w="100" w:type="dxa"/>
-              <w:bottom w:w="100" w:type="dxa"/>
-              <w:start w:w="140" w:type="dxa"/>
-              <w:end w:w="140" w:type="dxa"/>
+              <w:top w:w="60" w:type="dxa"/>
+              <w:bottom w:w="60" w:type="dxa"/>
+              <w:start w:w="120" w:type="dxa"/>
+              <w:end w:w="120" w:type="dxa"/>
             </w:tcMar>
           </w:tcPr>
           <w:p>
+            <w:pPr>
+              <w:spacing w:after="0"/>
+            </w:pPr>
             <w:r>
               <w:rPr>
                 <w:color w:val="201E19"/>
@@ -1605,13 +4319,16 @@
             <w:tcW w:type="dxa" w:w="2372"/>
             <w:shd w:val="clear" w:color="auto" w:fill="FFFFFF"/>
             <w:tcMar>
-              <w:top w:w="100" w:type="dxa"/>
-              <w:bottom w:w="100" w:type="dxa"/>
-              <w:start w:w="140" w:type="dxa"/>
-              <w:end w:w="140" w:type="dxa"/>
+              <w:top w:w="60" w:type="dxa"/>
+              <w:bottom w:w="60" w:type="dxa"/>
+              <w:start w:w="120" w:type="dxa"/>
+              <w:end w:w="120" w:type="dxa"/>
             </w:tcMar>
           </w:tcPr>
           <w:p>
+            <w:pPr>
+              <w:spacing w:after="0"/>
+            </w:pPr>
             <w:r>
               <w:rPr>
                 <w:color w:val="201E19"/>
